--- a/report/GENG4412_GENG5512 Final Report Template S1 2026.docx
+++ b/report/GENG4412_GENG5512 Final Report Template S1 2026.docx
@@ -283,18 +283,7 @@
           <w:iCs/>
           <w:sz w:val="28"/>
         </w:rPr>
-        <w:t>Word count</w:t>
-      </w:r>
-      <w:proofErr w:type="gramStart"/>
-      <w:r>
-        <w:rPr>
-          <w:rFonts w:cs="Times"/>
-          <w:bCs/>
-          <w:i/>
-          <w:iCs/>
-          <w:sz w:val="28"/>
-        </w:rPr>
-        <w:t xml:space="preserve">: </w:t>
+        <w:t xml:space="preserve">Word count: </w:t>
       </w:r>
       <w:r>
         <w:rPr>
@@ -307,7 +296,6 @@
         </w:rPr>
         <w:t>????</w:t>
       </w:r>
-      <w:proofErr w:type="gramEnd"/>
     </w:p>
     <w:p>
       <w:pPr>
@@ -1241,21 +1229,7 @@
         <w:rPr>
           <w:rFonts w:cs="Times"/>
         </w:rPr>
-        <w:t xml:space="preserve">Script to display NetCDF and GRIB files in a visual format, in a style that is </w:t>
-      </w:r>
-      <w:proofErr w:type="gramStart"/>
-      <w:r>
-        <w:rPr>
-          <w:rFonts w:cs="Times"/>
-        </w:rPr>
-        <w:t>similar to</w:t>
-      </w:r>
-      <w:proofErr w:type="gramEnd"/>
-      <w:r>
-        <w:rPr>
-          <w:rFonts w:cs="Times"/>
-        </w:rPr>
-        <w:t xml:space="preserve"> </w:t>
+        <w:t xml:space="preserve">Script to display NetCDF and GRIB files in a visual format, in a style that is similar to </w:t>
       </w:r>
       <w:r>
         <w:rPr>
@@ -1593,6 +1567,10 @@
     <w:bookmarkStart w:id="2" w:name="_Toc229654914" w:displacedByCustomXml="next"/>
     <w:sdt>
       <w:sdtPr>
+        <w:rPr>
+          <w:b w:val="0"/>
+          <w:bCs w:val="0"/>
+        </w:rPr>
         <w:id w:val="-1613739037"/>
         <w:docPartObj>
           <w:docPartGallery w:val="Table of Contents"/>
@@ -4373,6 +4351,74 @@
               <w:spacing w:line="276" w:lineRule="auto"/>
               <w:ind w:right="1552"/>
               <w:rPr>
+                <w:rFonts w:cs="Times"/>
+                <w:i/>
+                <w:iCs/>
+                <w:lang w:val="en-US"/>
+              </w:rPr>
+            </w:pPr>
+            <w:r>
+              <w:rPr>
+                <w:rFonts w:cs="Times"/>
+                <w:i/>
+                <w:iCs/>
+                <w:lang w:val="en-US"/>
+              </w:rPr>
+              <w:t>SVG</w:t>
+            </w:r>
+          </w:p>
+        </w:tc>
+        <w:tc>
+          <w:tcPr>
+            <w:tcW w:w="6650" w:type="dxa"/>
+          </w:tcPr>
+          <w:p>
+            <w:pPr>
+              <w:tabs>
+                <w:tab w:val="left" w:pos="567"/>
+                <w:tab w:val="right" w:leader="dot" w:pos="8505"/>
+              </w:tabs>
+              <w:spacing w:line="276" w:lineRule="auto"/>
+              <w:ind w:right="1552"/>
+              <w:rPr>
+                <w:rFonts w:cs="Times"/>
+                <w:bCs/>
+                <w:lang w:val="en-US"/>
+              </w:rPr>
+            </w:pPr>
+            <w:r>
+              <w:rPr>
+                <w:rFonts w:cs="Times"/>
+                <w:bCs/>
+                <w:lang w:val="en-US"/>
+              </w:rPr>
+              <w:t>Scalable Vector Graphic</w:t>
+            </w:r>
+            <w:r>
+              <w:rPr>
+                <w:rFonts w:cs="Times"/>
+                <w:bCs/>
+                <w:lang w:val="en-US"/>
+              </w:rPr>
+              <w:t>, a vector image format supported by HTML</w:t>
+            </w:r>
+          </w:p>
+        </w:tc>
+      </w:tr>
+      <w:tr>
+        <w:tc>
+          <w:tcPr>
+            <w:tcW w:w="2972" w:type="dxa"/>
+          </w:tcPr>
+          <w:p>
+            <w:pPr>
+              <w:tabs>
+                <w:tab w:val="left" w:pos="567"/>
+                <w:tab w:val="right" w:leader="dot" w:pos="8505"/>
+              </w:tabs>
+              <w:spacing w:line="276" w:lineRule="auto"/>
+              <w:ind w:right="1552"/>
+              <w:rPr>
                 <w:rFonts w:eastAsia="Cambria" w:cs="Times"/>
                 <w:i/>
                 <w:iCs/>
@@ -4635,21 +4681,7 @@
         <w:rPr>
           <w:rFonts w:cs="Times"/>
         </w:rPr>
-        <w:t xml:space="preserve">This tech stack, as well as being more than adequate for meeting the requirements, has the added benefit of being free and open source, meaning that the project </w:t>
-      </w:r>
-      <w:proofErr w:type="gramStart"/>
-      <w:r>
-        <w:rPr>
-          <w:rFonts w:cs="Times"/>
-        </w:rPr>
-        <w:t>is able to</w:t>
-      </w:r>
-      <w:proofErr w:type="gramEnd"/>
-      <w:r>
-        <w:rPr>
-          <w:rFonts w:cs="Times"/>
-        </w:rPr>
-        <w:t xml:space="preserve"> be built upon and improved upon by open-source maintainers in the future. </w:t>
+        <w:t xml:space="preserve">This tech stack, as well as being more than adequate for meeting the requirements, has the added benefit of being free and open source, meaning that the project is able to be built upon and improved upon by open-source maintainers in the future. </w:t>
       </w:r>
     </w:p>
     <w:p>
@@ -4817,33 +4849,17 @@
         </w:rPr>
         <w:t xml:space="preserve">There are </w:t>
       </w:r>
-      <w:proofErr w:type="gramStart"/>
-      <w:r>
-        <w:rPr>
-          <w:rFonts w:cs="Times"/>
-        </w:rPr>
-        <w:t>a number of</w:t>
-      </w:r>
-      <w:proofErr w:type="gramEnd"/>
-      <w:r>
-        <w:rPr>
-          <w:rFonts w:cs="Times"/>
-        </w:rPr>
-        <w:t xml:space="preserve"> similar real-world projects to the project being proposed, however almost all of them are closed source, making an in-depth review of the tech landscape challenging. Although we cannot inspect the implementation details of these projects, we are able to see the final product and make design choices and evaluate what works and what doesn’t. As well as reviewing real world solutions, </w:t>
-      </w:r>
-      <w:proofErr w:type="gramStart"/>
-      <w:r>
-        <w:rPr>
-          <w:rFonts w:cs="Times"/>
-        </w:rPr>
-        <w:t>a number of</w:t>
-      </w:r>
-      <w:proofErr w:type="gramEnd"/>
-      <w:r>
-        <w:rPr>
-          <w:rFonts w:cs="Times"/>
-        </w:rPr>
-        <w:t xml:space="preserve"> studies have been conducted into a variety of techniques for rendering data that is consistent with the goals required for this project.</w:t>
+      <w:r>
+        <w:rPr>
+          <w:rFonts w:cs="Times"/>
+        </w:rPr>
+        <w:t>several</w:t>
+      </w:r>
+      <w:r>
+        <w:rPr>
+          <w:rFonts w:cs="Times"/>
+        </w:rPr>
+        <w:t xml:space="preserve"> similar real-world projects to the project being proposed, however almost all of them are closed source, making an in-depth review of the tech landscape challenging. Although we cannot inspect the implementation details of these projects, we are able to see the final product and make design choices and evaluate what works and what doesn’t. As well as reviewing real world solutions, a number of studies have been conducted into a variety of techniques for rendering data that is consistent with the goals required for this project.</w:t>
       </w:r>
     </w:p>
     <w:p>
@@ -5542,21 +5558,7 @@
         <w:rPr>
           <w:rFonts w:cs="Times"/>
         </w:rPr>
-        <w:t xml:space="preserve">Another widely covered topic is the technique used to render the data to the user. There are many varying techniques, each of which carries its own benefits and drawbacks. Many papers look at the viability of interactive three-dimensional rendering, which brings with it a great amount of interactability and informational density, as the user </w:t>
-      </w:r>
-      <w:proofErr w:type="gramStart"/>
-      <w:r>
-        <w:rPr>
-          <w:rFonts w:cs="Times"/>
-        </w:rPr>
-        <w:t>is able to</w:t>
-      </w:r>
-      <w:proofErr w:type="gramEnd"/>
-      <w:r>
-        <w:rPr>
-          <w:rFonts w:cs="Times"/>
-        </w:rPr>
-        <w:t xml:space="preserve"> see renders in all dimensions, as well as viewing the render from any angle. Such a system can be created using a grid-based system </w:t>
+        <w:t xml:space="preserve">Another widely covered topic is the technique used to render the data to the user. There are many varying techniques, each of which carries its own benefits and drawbacks. Many papers look at the viability of interactive three-dimensional rendering, which brings with it a great amount of interactability and informational density, as the user is able to see renders in all dimensions, as well as viewing the render from any angle. Such a system can be created using a grid-based system </w:t>
       </w:r>
       <w:sdt>
         <w:sdtPr>
@@ -6452,11 +6454,6 @@
         <w:t>don’t need to wait excessive times to see the data that you requested, which is important for the usability of the website.</w:t>
       </w:r>
     </w:p>
-    <w:p>
-      <w:pPr>
-        <w:pStyle w:val="NoSpacing"/>
-      </w:pPr>
-    </w:p>
     <w:p/>
     <w:p>
       <w:pPr>
@@ -6722,50 +6719,50 @@
       <w:bookmarkStart w:id="30" w:name="_Toc210591435"/>
       <w:proofErr w:type="spellStart"/>
       <w:r>
+        <w:t>Shadcn</w:t>
+      </w:r>
+      <w:proofErr w:type="spellEnd"/>
+      <w:r>
+        <w:t>/</w:t>
+      </w:r>
+      <w:proofErr w:type="spellStart"/>
+      <w:r>
+        <w:t>ui</w:t>
+      </w:r>
+      <w:bookmarkEnd w:id="30"/>
+      <w:proofErr w:type="spellEnd"/>
+    </w:p>
+    <w:p>
+      <w:pPr>
+        <w:pStyle w:val="NoSpacing"/>
+      </w:pPr>
+      <w:proofErr w:type="spellStart"/>
+      <w:r>
         <w:lastRenderedPageBreak/>
         <w:t>Shadcn</w:t>
       </w:r>
       <w:proofErr w:type="spellEnd"/>
       <w:r>
-        <w:t>/</w:t>
-      </w:r>
+        <w:t xml:space="preserve"> is a relatively young library, being released in 2023. Since its release, it has taken over as the leading component library for React. It features sleek and performant general-purpose components, providing a strong suite of tools for UI design. Its inclusion in this project is to allow for a heavier focus on the core aspect of the project, which is a map-based render, instead of the supporting UI.</w:t>
+      </w:r>
+      <w:r>
+        <w:t xml:space="preserve">  </w:t>
+      </w:r>
+    </w:p>
+    <w:p>
+      <w:pPr>
+        <w:pStyle w:val="NoSpacing"/>
+      </w:pPr>
+    </w:p>
+    <w:p>
+      <w:pPr>
+        <w:pStyle w:val="NoSpacing"/>
+      </w:pPr>
       <w:proofErr w:type="spellStart"/>
       <w:r>
-        <w:t>ui</w:t>
-      </w:r>
-      <w:bookmarkEnd w:id="30"/>
+        <w:t>Shadcn</w:t>
+      </w:r>
       <w:proofErr w:type="spellEnd"/>
-    </w:p>
-    <w:p>
-      <w:pPr>
-        <w:pStyle w:val="NoSpacing"/>
-      </w:pPr>
-      <w:proofErr w:type="spellStart"/>
-      <w:r>
-        <w:t>Shadcn</w:t>
-      </w:r>
-      <w:proofErr w:type="spellEnd"/>
-      <w:r>
-        <w:t xml:space="preserve"> is a relatively young library, being released in 2023. Since its release, it has taken over as the leading component library for React. It features sleek and performant general-purpose components, providing a strong suite of tools for UI design. Its inclusion in this project is to allow for a heavier focus on the core aspect of the project, which is a map-based render, instead of the supporting UI.</w:t>
-      </w:r>
-      <w:r>
-        <w:t xml:space="preserve">  </w:t>
-      </w:r>
-    </w:p>
-    <w:p>
-      <w:pPr>
-        <w:pStyle w:val="NoSpacing"/>
-      </w:pPr>
-    </w:p>
-    <w:p>
-      <w:pPr>
-        <w:pStyle w:val="NoSpacing"/>
-      </w:pPr>
-      <w:proofErr w:type="spellStart"/>
-      <w:r>
-        <w:t>Shadcn</w:t>
-      </w:r>
-      <w:proofErr w:type="spellEnd"/>
       <w:r>
         <w:t xml:space="preserve"> also has a graphing library which is based on recharts</w:t>
       </w:r>
@@ -6776,15 +6773,7 @@
         <w:t>. This will allow for the display of data from specific points</w:t>
       </w:r>
       <w:r>
-        <w:t xml:space="preserve"> over time and will allow for a more natural way to interact with the data over time. On top of this, it will provide </w:t>
-      </w:r>
-      <w:proofErr w:type="gramStart"/>
-      <w:r>
-        <w:t>as a way to</w:t>
-      </w:r>
-      <w:proofErr w:type="gramEnd"/>
-      <w:r>
-        <w:t xml:space="preserve"> glean the underlying values of the data, as opposed to the general trend, which the other visualisation methods lend themselves to more.  The benefit of having the graphing done through the UI library instead of doing it directly through recharts is that the them</w:t>
+        <w:t xml:space="preserve"> over time and will allow for a more natural way to interact with the data over time. On top of this, it will provide as a way to glean the underlying values of the data, as opposed to the general trend, which the other visualisation methods lend themselves to more.  The benefit of having the graphing done through the UI library instead of doing it directly through recharts is that the them</w:t>
       </w:r>
       <w:r>
         <w:t>e</w:t>
@@ -6852,10 +6841,7 @@
     </w:p>
     <w:p>
       <w:r>
-        <w:t>Anothe</w:t>
-      </w:r>
-      <w:r>
-        <w:t xml:space="preserve">r </w:t>
+        <w:t xml:space="preserve">Another </w:t>
       </w:r>
       <w:r>
         <w:t>performance-based</w:t>
@@ -6897,13 +6883,7 @@
         <w:t>will allow us to see how performant the actual visualisation of the data is, as opposed to the data pre-processing and transfer time that the time-to-load will test.</w:t>
       </w:r>
       <w:r>
-        <w:t xml:space="preserve">  To test the CPU draw </w:t>
-      </w:r>
-      <w:r>
-        <w:t xml:space="preserve">and memory usage </w:t>
-      </w:r>
-      <w:r>
-        <w:t xml:space="preserve">at max settings, all other programs should be closed, then all settings should be set to their most intense setting, run for a set amount of time (60 minutes is an arbitrary time which should show the relevant metrics), and then have its memory and CPU usage checked via the </w:t>
+        <w:t xml:space="preserve">  To test the CPU draw and memory usage at max settings, all other programs should be closed, then all settings should be set to their most intense setting, run for a set amount of time (60 minutes is an arbitrary time which should show the relevant metrics), and then have its memory and CPU usage checked via the </w:t>
       </w:r>
       <w:r>
         <w:rPr>
@@ -6979,15 +6959,7 @@
         <w:t>Another way that the final design can be tested is in the amount of time it takes a user to select the data that they want to view</w:t>
       </w:r>
       <w:r>
-        <w:t xml:space="preserve">. By measuring the </w:t>
-      </w:r>
-      <w:proofErr w:type="gramStart"/>
-      <w:r>
-        <w:t>time</w:t>
-      </w:r>
-      <w:proofErr w:type="gramEnd"/>
-      <w:r>
-        <w:t xml:space="preserve"> it takes to select a specific visualisation, it is possible to figure out how easy a user might find the </w:t>
+        <w:t xml:space="preserve">. By measuring the time it takes to select a specific visualisation, it is possible to figure out how easy a user might find the </w:t>
       </w:r>
       <w:r>
         <w:t>UI</w:t>
@@ -7119,13 +7091,7 @@
         <w:pStyle w:val="NoSpacing"/>
       </w:pPr>
       <w:r>
-        <w:t>If the software is to produce an erroneous weather forecas</w:t>
-      </w:r>
-      <w:r>
-        <w:t>t</w:t>
-      </w:r>
-      <w:r>
-        <w:t>, it may cause distress to individuals who see potential catastrophic weather events which do not exist. Alternatively, it could fail to report a serious weather event and lull people into a false sense of security.</w:t>
+        <w:t>If the software is to produce an erroneous weather forecast, it may cause distress to individuals who see potential catastrophic weather events which do not exist. Alternatively, it could fail to report a serious weather event and lull people into a false sense of security.</w:t>
       </w:r>
     </w:p>
     <w:p>
@@ -7156,13 +7122,7 @@
         <w:pStyle w:val="NoSpacing"/>
       </w:pPr>
       <w:r>
-        <w:t xml:space="preserve">For this to occur, either an erroneous reading would need to be hallucinated by the website itself, or a bad reading would need to </w:t>
-      </w:r>
-      <w:r>
-        <w:t>be produced by the forecasting body</w:t>
-      </w:r>
-      <w:r>
-        <w:t>. On top of this, the erroneous reading would need to present as a realistic weather phenomenon or would need to coincide with a real catastrophic weather event. Whilst not impossible, this seems quite unlikely and hence receives a likelihood rating of unlikely (L2).</w:t>
+        <w:t>For this to occur, either an erroneous reading would need to be hallucinated by the website itself, or a bad reading would need to be produced by the forecasting body. On top of this, the erroneous reading would need to present as a realistic weather phenomenon or would need to coincide with a real catastrophic weather event. Whilst not impossible, this seems quite unlikely and hence receives a likelihood rating of unlikely (L2).</w:t>
       </w:r>
     </w:p>
     <w:p>
@@ -7371,26 +7331,10 @@
         <w:pStyle w:val="NoSpacing"/>
       </w:pPr>
       <w:r>
-        <w:t xml:space="preserve">The risk of dealing with personal data can be almost </w:t>
-      </w:r>
-      <w:proofErr w:type="gramStart"/>
-      <w:r>
-        <w:t>entirely eliminated</w:t>
-      </w:r>
-      <w:proofErr w:type="gramEnd"/>
-      <w:r>
-        <w:t xml:space="preserve"> by keeping the user’s personal data completely on the frontend, which means that the website never saves their location and thus it cannot be traced.</w:t>
-      </w:r>
-      <w:r>
-        <w:t xml:space="preserve">  As well as this, only using the user’s location if it is </w:t>
-      </w:r>
-      <w:proofErr w:type="gramStart"/>
-      <w:r>
-        <w:t>absolutely necessary</w:t>
-      </w:r>
-      <w:proofErr w:type="gramEnd"/>
-      <w:r>
-        <w:t xml:space="preserve"> will also serve to eliminate the risk that the user’s location is leaked.</w:t>
+        <w:t>The risk of dealing with personal data can be almost entirely eliminated by keeping the user’s personal data completely on the frontend, which means that the website never saves their location and thus it cannot be traced.</w:t>
+      </w:r>
+      <w:r>
+        <w:t xml:space="preserve">  As well as this, only using the user’s location if it is absolutely necessary will also serve to eliminate the risk that the user’s location is leaked.</w:t>
       </w:r>
     </w:p>
     <w:p/>
@@ -7474,16 +7418,16 @@
         <mc:AlternateContent>
           <mc:Choice Requires="wps">
             <w:drawing>
-              <wp:anchor distT="0" distB="0" distL="114300" distR="114300" simplePos="0" relativeHeight="251661312" behindDoc="0" locked="0" layoutInCell="1" allowOverlap="1" wp14:anchorId="3E868720" wp14:editId="017D03E7">
+              <wp:anchor distT="0" distB="0" distL="114300" distR="114300" simplePos="0" relativeHeight="251661312" behindDoc="0" locked="0" layoutInCell="1" allowOverlap="1" wp14:anchorId="3E868720" wp14:editId="094F4A47">
                 <wp:simplePos x="0" y="0"/>
                 <wp:positionH relativeFrom="margin">
                   <wp:align>center</wp:align>
                 </wp:positionH>
                 <wp:positionV relativeFrom="paragraph">
-                  <wp:posOffset>1945005</wp:posOffset>
+                  <wp:posOffset>1940865</wp:posOffset>
                 </wp:positionV>
-                <wp:extent cx="3924300" cy="635"/>
-                <wp:effectExtent l="0" t="0" r="0" b="7620"/>
+                <wp:extent cx="3364865" cy="635"/>
+                <wp:effectExtent l="0" t="0" r="6985" b="7620"/>
                 <wp:wrapTopAndBottom/>
                 <wp:docPr id="285264990" name="Text Box 1"/>
                 <wp:cNvGraphicFramePr/>
@@ -7494,7 +7438,7 @@
                       <wps:spPr>
                         <a:xfrm>
                           <a:off x="0" y="0"/>
-                          <a:ext cx="3924300" cy="635"/>
+                          <a:ext cx="3364865" cy="635"/>
                         </a:xfrm>
                         <a:prstGeom prst="rect">
                           <a:avLst/>
@@ -7512,6 +7456,9 @@
                             <w:pPr>
                               <w:pStyle w:val="NoSpacing"/>
                               <w:jc w:val="center"/>
+                              <w:rPr>
+                                <w:rFonts w:cs="Times"/>
+                              </w:rPr>
                             </w:pPr>
                             <w:bookmarkStart w:id="37" w:name="_Ref229654298"/>
                             <w:bookmarkStart w:id="38" w:name="_Toc229654934"/>
@@ -7552,6 +7499,7 @@
                                 <w:rFonts w:cs="Times"/>
                                 <w:b/>
                                 <w:bCs/>
+                                <w:noProof/>
                               </w:rPr>
                               <w:t>3</w:t>
                             </w:r>
@@ -7568,21 +7516,33 @@
                               <w:rPr>
                                 <w:rFonts w:cs="Times"/>
                               </w:rPr>
-                              <w:t xml:space="preserve">: </w:t>
+                              <w:t xml:space="preserve">: The final renderer, representing the </w:t>
                             </w:r>
                             <w:r>
                               <w:rPr>
                                 <w:rFonts w:cs="Times"/>
                               </w:rPr>
-                              <w:t xml:space="preserve">The final renderer, representing the </w:t>
+                              <w:t xml:space="preserve">windspeed </w:t>
                             </w:r>
                             <w:r>
                               <w:rPr>
                                 <w:rFonts w:cs="Times"/>
                               </w:rPr>
-                              <w:t>windspeed using the particle renderer, as well as the surface temperature with the colour map enabled</w:t>
+                              <w:t xml:space="preserve">and </w:t>
+                            </w:r>
+                            <w:r>
+                              <w:rPr>
+                                <w:rFonts w:cs="Times"/>
+                              </w:rPr>
+                              <w:t>the surface temperature</w:t>
                             </w:r>
                             <w:bookmarkEnd w:id="38"/>
+                          </w:p>
+                          <w:p>
+                            <w:pPr>
+                              <w:pStyle w:val="NoSpacing"/>
+                              <w:jc w:val="center"/>
+                            </w:pPr>
                           </w:p>
                         </w:txbxContent>
                       </wps:txbx>
@@ -7603,13 +7563,16 @@
           </mc:Choice>
           <mc:Fallback>
             <w:pict>
-              <v:shape w14:anchorId="3E868720" id="Text Box 1" o:spid="_x0000_s1032" type="#_x0000_t202" style="position:absolute;left:0;text-align:left;margin-left:0;margin-top:153.15pt;width:309pt;height:.05pt;z-index:251661312;visibility:visible;mso-wrap-style:square;mso-width-percent:0;mso-wrap-distance-left:9pt;mso-wrap-distance-top:0;mso-wrap-distance-right:9pt;mso-wrap-distance-bottom:0;mso-position-horizontal:center;mso-position-horizontal-relative:margin;mso-position-vertical:absolute;mso-position-vertical-relative:text;mso-width-percent:0;mso-width-relative:margin;v-text-anchor:top" o:gfxdata="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" stroked="f">
+              <v:shape w14:anchorId="3E868720" id="Text Box 1" o:spid="_x0000_s1032" type="#_x0000_t202" style="position:absolute;left:0;text-align:left;margin-left:0;margin-top:152.8pt;width:264.95pt;height:.05pt;z-index:251661312;visibility:visible;mso-wrap-style:square;mso-width-percent:0;mso-wrap-distance-left:9pt;mso-wrap-distance-top:0;mso-wrap-distance-right:9pt;mso-wrap-distance-bottom:0;mso-position-horizontal:center;mso-position-horizontal-relative:margin;mso-position-vertical:absolute;mso-position-vertical-relative:text;mso-width-percent:0;mso-width-relative:margin;v-text-anchor:top" o:gfxdata="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" stroked="f">
                 <v:textbox style="mso-fit-shape-to-text:t" inset="0,0,0,0">
                   <w:txbxContent>
                     <w:p>
                       <w:pPr>
                         <w:pStyle w:val="NoSpacing"/>
                         <w:jc w:val="center"/>
+                        <w:rPr>
+                          <w:rFonts w:cs="Times"/>
+                        </w:rPr>
                       </w:pPr>
                       <w:bookmarkStart w:id="39" w:name="_Ref229654298"/>
                       <w:bookmarkStart w:id="40" w:name="_Toc229654934"/>
@@ -7650,6 +7613,7 @@
                           <w:rFonts w:cs="Times"/>
                           <w:b/>
                           <w:bCs/>
+                          <w:noProof/>
                         </w:rPr>
                         <w:t>3</w:t>
                       </w:r>
@@ -7666,21 +7630,33 @@
                         <w:rPr>
                           <w:rFonts w:cs="Times"/>
                         </w:rPr>
-                        <w:t xml:space="preserve">: </w:t>
+                        <w:t xml:space="preserve">: The final renderer, representing the </w:t>
                       </w:r>
                       <w:r>
                         <w:rPr>
                           <w:rFonts w:cs="Times"/>
                         </w:rPr>
-                        <w:t xml:space="preserve">The final renderer, representing the </w:t>
+                        <w:t xml:space="preserve">windspeed </w:t>
                       </w:r>
                       <w:r>
                         <w:rPr>
                           <w:rFonts w:cs="Times"/>
                         </w:rPr>
-                        <w:t>windspeed using the particle renderer, as well as the surface temperature with the colour map enabled</w:t>
+                        <w:t xml:space="preserve">and </w:t>
+                      </w:r>
+                      <w:r>
+                        <w:rPr>
+                          <w:rFonts w:cs="Times"/>
+                        </w:rPr>
+                        <w:t>the surface temperature</w:t>
                       </w:r>
                       <w:bookmarkEnd w:id="40"/>
+                    </w:p>
+                    <w:p>
+                      <w:pPr>
+                        <w:pStyle w:val="NoSpacing"/>
+                        <w:jc w:val="center"/>
+                      </w:pPr>
                     </w:p>
                   </w:txbxContent>
                 </v:textbox>
@@ -7691,17 +7667,20 @@
         </mc:AlternateContent>
       </w:r>
       <w:r>
+        <w:rPr>
+          <w:noProof/>
+        </w:rPr>
         <w:drawing>
-          <wp:anchor distT="0" distB="0" distL="114300" distR="114300" simplePos="0" relativeHeight="251659264" behindDoc="0" locked="0" layoutInCell="1" allowOverlap="1" wp14:anchorId="6DA26073" wp14:editId="042CCC8E">
+          <wp:anchor distT="0" distB="0" distL="114300" distR="114300" simplePos="0" relativeHeight="251659264" behindDoc="0" locked="0" layoutInCell="1" allowOverlap="1" wp14:anchorId="6DA26073" wp14:editId="5DB105E1">
             <wp:simplePos x="0" y="0"/>
             <wp:positionH relativeFrom="margin">
               <wp:align>center</wp:align>
             </wp:positionH>
             <wp:positionV relativeFrom="paragraph">
-              <wp:posOffset>668655</wp:posOffset>
+              <wp:posOffset>697281</wp:posOffset>
             </wp:positionV>
-            <wp:extent cx="2591435" cy="1276350"/>
-            <wp:effectExtent l="0" t="0" r="0" b="0"/>
+            <wp:extent cx="2047875" cy="1276350"/>
+            <wp:effectExtent l="0" t="0" r="9525" b="0"/>
             <wp:wrapTopAndBottom/>
             <wp:docPr id="2073417880" name="Picture 1"/>
             <wp:cNvGraphicFramePr>
@@ -7729,7 +7708,7 @@
                   <pic:spPr>
                     <a:xfrm>
                       <a:off x="0" y="0"/>
-                      <a:ext cx="2591435" cy="1276350"/>
+                      <a:ext cx="2047875" cy="1276350"/>
                     </a:xfrm>
                     <a:prstGeom prst="rect">
                       <a:avLst/>
@@ -7738,6 +7717,9 @@
                 </pic:pic>
               </a:graphicData>
             </a:graphic>
+            <wp14:sizeRelH relativeFrom="margin">
+              <wp14:pctWidth>0</wp14:pctWidth>
+            </wp14:sizeRelH>
           </wp:anchor>
         </w:drawing>
       </w:r>
@@ -7753,13 +7735,9 @@
         <w:t>/api/getDataFromThredds</w:t>
       </w:r>
       <w:r>
-        <w:t xml:space="preserve">, which </w:t>
-      </w:r>
-      <w:r>
-        <w:t>uses the date and requested source, fetches the data from the server, processes it to be in a usable form for the frontend, caches it and then sends it to the frontend.</w:t>
-      </w:r>
-    </w:p>
-    <w:p/>
+        <w:t>, which uses the date and requested source, fetches the data from the server, processes it to be in a usable form for the frontend, caches it and then sends it to the frontend.</w:t>
+      </w:r>
+    </w:p>
     <w:p>
       <w:r>
         <w:t>The frontend consists of a menu bar, a</w:t>
@@ -7837,12 +7815,490 @@
     </w:p>
     <w:p>
       <w:r>
-        <w:t xml:space="preserve">There are three main ways that wind data can be displayed in the program: through wind barbs, using a wind speed colour map, and through a particle simulation powered by leaflet-velocity.  These three simulations </w:t>
-      </w:r>
-      <w:r>
-        <w:t>provided a balance between performance</w:t>
-      </w:r>
-    </w:p>
+        <w:t xml:space="preserve">There are three main ways that wind data can be displayed in the program: through wind barbs, using a wind speed colour map, and through a particle simulation powered by leaflet-velocity.  These </w:t>
+      </w:r>
+      <w:r>
+        <w:t>simulations each represent different aspects of the data better, with the particle simulation showing best representing the data at a single timestep, and the wind barbs and colour map better representing the change of wind over time.</w:t>
+      </w:r>
+      <w:r>
+        <w:rPr>
+          <w:noProof/>
+        </w:rPr>
+        <w:t xml:space="preserve"> </w:t>
+      </w:r>
+    </w:p>
+    <w:p/>
+    <w:p>
+      <w:r>
+        <w:rPr>
+          <w:noProof/>
+        </w:rPr>
+        <w:lastRenderedPageBreak/>
+        <w:drawing>
+          <wp:anchor distT="0" distB="0" distL="114300" distR="114300" simplePos="0" relativeHeight="251662336" behindDoc="0" locked="0" layoutInCell="1" allowOverlap="1" wp14:anchorId="4B1F9713" wp14:editId="173FD863">
+            <wp:simplePos x="0" y="0"/>
+            <wp:positionH relativeFrom="column">
+              <wp:posOffset>2155190</wp:posOffset>
+            </wp:positionH>
+            <wp:positionV relativeFrom="paragraph">
+              <wp:posOffset>0</wp:posOffset>
+            </wp:positionV>
+            <wp:extent cx="1986280" cy="1453515"/>
+            <wp:effectExtent l="0" t="0" r="0" b="0"/>
+            <wp:wrapTopAndBottom/>
+            <wp:docPr id="832990744" name="Picture 1"/>
+            <wp:cNvGraphicFramePr>
+              <a:graphicFrameLocks xmlns:a="http://schemas.openxmlformats.org/drawingml/2006/main" noChangeAspect="1"/>
+            </wp:cNvGraphicFramePr>
+            <a:graphic xmlns:a="http://schemas.openxmlformats.org/drawingml/2006/main">
+              <a:graphicData uri="http://schemas.openxmlformats.org/drawingml/2006/picture">
+                <pic:pic xmlns:pic="http://schemas.openxmlformats.org/drawingml/2006/picture">
+                  <pic:nvPicPr>
+                    <pic:cNvPr id="832990744" name=""/>
+                    <pic:cNvPicPr/>
+                  </pic:nvPicPr>
+                  <pic:blipFill>
+                    <a:blip r:embed="rId14" cstate="print">
+                      <a:extLst>
+                        <a:ext uri="{28A0092B-C50C-407E-A947-70E740481C1C}">
+                          <a14:useLocalDpi xmlns:a14="http://schemas.microsoft.com/office/drawing/2010/main" val="0"/>
+                        </a:ext>
+                      </a:extLst>
+                    </a:blip>
+                    <a:stretch>
+                      <a:fillRect/>
+                    </a:stretch>
+                  </pic:blipFill>
+                  <pic:spPr>
+                    <a:xfrm>
+                      <a:off x="0" y="0"/>
+                      <a:ext cx="1986280" cy="1453515"/>
+                    </a:xfrm>
+                    <a:prstGeom prst="rect">
+                      <a:avLst/>
+                    </a:prstGeom>
+                  </pic:spPr>
+                </pic:pic>
+              </a:graphicData>
+            </a:graphic>
+            <wp14:sizeRelH relativeFrom="margin">
+              <wp14:pctWidth>0</wp14:pctWidth>
+            </wp14:sizeRelH>
+            <wp14:sizeRelV relativeFrom="margin">
+              <wp14:pctHeight>0</wp14:pctHeight>
+            </wp14:sizeRelV>
+          </wp:anchor>
+        </w:drawing>
+      </w:r>
+      <w:r>
+        <w:rPr>
+          <w:noProof/>
+        </w:rPr>
+        <mc:AlternateContent>
+          <mc:Choice Requires="wps">
+            <w:drawing>
+              <wp:anchor distT="0" distB="0" distL="114300" distR="114300" simplePos="0" relativeHeight="251664384" behindDoc="0" locked="0" layoutInCell="1" allowOverlap="1" wp14:anchorId="26A27AF2" wp14:editId="0FD1709D">
+                <wp:simplePos x="0" y="0"/>
+                <wp:positionH relativeFrom="margin">
+                  <wp:align>center</wp:align>
+                </wp:positionH>
+                <wp:positionV relativeFrom="paragraph">
+                  <wp:posOffset>1474190</wp:posOffset>
+                </wp:positionV>
+                <wp:extent cx="4907915" cy="635"/>
+                <wp:effectExtent l="0" t="0" r="6985" b="635"/>
+                <wp:wrapTopAndBottom/>
+                <wp:docPr id="1002853667" name="Text Box 1"/>
+                <wp:cNvGraphicFramePr/>
+                <a:graphic xmlns:a="http://schemas.openxmlformats.org/drawingml/2006/main">
+                  <a:graphicData uri="http://schemas.microsoft.com/office/word/2010/wordprocessingShape">
+                    <wps:wsp>
+                      <wps:cNvSpPr txBox="1"/>
+                      <wps:spPr>
+                        <a:xfrm>
+                          <a:off x="0" y="0"/>
+                          <a:ext cx="4907915" cy="635"/>
+                        </a:xfrm>
+                        <a:prstGeom prst="rect">
+                          <a:avLst/>
+                        </a:prstGeom>
+                        <a:solidFill>
+                          <a:prstClr val="white"/>
+                        </a:solidFill>
+                        <a:ln>
+                          <a:noFill/>
+                        </a:ln>
+                      </wps:spPr>
+                      <wps:txbx>
+                        <w:txbxContent>
+                          <w:p>
+                            <w:pPr>
+                              <w:pStyle w:val="NoSpacing"/>
+                              <w:jc w:val="center"/>
+                              <w:rPr>
+                                <w:rFonts w:cs="Times"/>
+                              </w:rPr>
+                            </w:pPr>
+                            <w:r>
+                              <w:rPr>
+                                <w:rFonts w:cs="Times"/>
+                                <w:b/>
+                                <w:bCs/>
+                              </w:rPr>
+                              <w:t xml:space="preserve">Figure </w:t>
+                            </w:r>
+                            <w:r>
+                              <w:rPr>
+                                <w:rFonts w:cs="Times"/>
+                                <w:b/>
+                                <w:bCs/>
+                              </w:rPr>
+                              <w:fldChar w:fldCharType="begin"/>
+                            </w:r>
+                            <w:r>
+                              <w:rPr>
+                                <w:rFonts w:cs="Times"/>
+                                <w:b/>
+                                <w:bCs/>
+                              </w:rPr>
+                              <w:instrText xml:space="preserve"> SEQ Figure \* ARABIC </w:instrText>
+                            </w:r>
+                            <w:r>
+                              <w:rPr>
+                                <w:rFonts w:cs="Times"/>
+                                <w:b/>
+                                <w:bCs/>
+                              </w:rPr>
+                              <w:fldChar w:fldCharType="separate"/>
+                            </w:r>
+                            <w:r>
+                              <w:rPr>
+                                <w:rFonts w:cs="Times"/>
+                                <w:b/>
+                                <w:bCs/>
+                              </w:rPr>
+                              <w:t>4</w:t>
+                            </w:r>
+                            <w:r>
+                              <w:rPr>
+                                <w:rFonts w:cs="Times"/>
+                                <w:b/>
+                                <w:bCs/>
+                              </w:rPr>
+                              <w:fldChar w:fldCharType="end"/>
+                            </w:r>
+                            <w:r>
+                              <w:rPr>
+                                <w:rFonts w:cs="Times"/>
+                              </w:rPr>
+                              <w:t xml:space="preserve">: The particle renderer showing data on </w:t>
+                            </w:r>
+                            <w:r>
+                              <w:rPr>
+                                <w:rFonts w:cs="Times"/>
+                              </w:rPr>
+                              <w:t>April 1</w:t>
+                            </w:r>
+                            <w:r>
+                              <w:rPr>
+                                <w:rFonts w:cs="Times"/>
+                                <w:vertAlign w:val="superscript"/>
+                              </w:rPr>
+                              <w:t>st</w:t>
+                            </w:r>
+                            <w:r>
+                              <w:rPr>
+                                <w:rFonts w:cs="Times"/>
+                              </w:rPr>
+                              <w:t xml:space="preserve"> of</w:t>
+                            </w:r>
+                            <w:r>
+                              <w:rPr>
+                                <w:rFonts w:cs="Times"/>
+                              </w:rPr>
+                              <w:t xml:space="preserve"> 2026</w:t>
+                            </w:r>
+                          </w:p>
+                          <w:p>
+                            <w:pPr>
+                              <w:pStyle w:val="NoSpacing"/>
+                              <w:jc w:val="center"/>
+                            </w:pPr>
+                          </w:p>
+                        </w:txbxContent>
+                      </wps:txbx>
+                      <wps:bodyPr rot="0" spcFirstLastPara="0" vertOverflow="overflow" horzOverflow="overflow" vert="horz" wrap="square" lIns="0" tIns="0" rIns="0" bIns="0" numCol="1" spcCol="0" rtlCol="0" fromWordArt="0" anchor="t" anchorCtr="0" forceAA="0" compatLnSpc="1">
+                        <a:prstTxWarp prst="textNoShape">
+                          <a:avLst/>
+                        </a:prstTxWarp>
+                        <a:spAutoFit/>
+                      </wps:bodyPr>
+                    </wps:wsp>
+                  </a:graphicData>
+                </a:graphic>
+                <wp14:sizeRelH relativeFrom="margin">
+                  <wp14:pctWidth>0</wp14:pctWidth>
+                </wp14:sizeRelH>
+              </wp:anchor>
+            </w:drawing>
+          </mc:Choice>
+          <mc:Fallback>
+            <w:pict>
+              <v:shape w14:anchorId="26A27AF2" id="_x0000_s1033" type="#_x0000_t202" style="position:absolute;left:0;text-align:left;margin-left:0;margin-top:116.1pt;width:386.45pt;height:.05pt;z-index:251664384;visibility:visible;mso-wrap-style:square;mso-width-percent:0;mso-wrap-distance-left:9pt;mso-wrap-distance-top:0;mso-wrap-distance-right:9pt;mso-wrap-distance-bottom:0;mso-position-horizontal:center;mso-position-horizontal-relative:margin;mso-position-vertical:absolute;mso-position-vertical-relative:text;mso-width-percent:0;mso-width-relative:margin;v-text-anchor:top" o:gfxdata="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" stroked="f">
+                <v:textbox style="mso-fit-shape-to-text:t" inset="0,0,0,0">
+                  <w:txbxContent>
+                    <w:p>
+                      <w:pPr>
+                        <w:pStyle w:val="NoSpacing"/>
+                        <w:jc w:val="center"/>
+                        <w:rPr>
+                          <w:rFonts w:cs="Times"/>
+                        </w:rPr>
+                      </w:pPr>
+                      <w:r>
+                        <w:rPr>
+                          <w:rFonts w:cs="Times"/>
+                          <w:b/>
+                          <w:bCs/>
+                        </w:rPr>
+                        <w:t xml:space="preserve">Figure </w:t>
+                      </w:r>
+                      <w:r>
+                        <w:rPr>
+                          <w:rFonts w:cs="Times"/>
+                          <w:b/>
+                          <w:bCs/>
+                        </w:rPr>
+                        <w:fldChar w:fldCharType="begin"/>
+                      </w:r>
+                      <w:r>
+                        <w:rPr>
+                          <w:rFonts w:cs="Times"/>
+                          <w:b/>
+                          <w:bCs/>
+                        </w:rPr>
+                        <w:instrText xml:space="preserve"> SEQ Figure \* ARABIC </w:instrText>
+                      </w:r>
+                      <w:r>
+                        <w:rPr>
+                          <w:rFonts w:cs="Times"/>
+                          <w:b/>
+                          <w:bCs/>
+                        </w:rPr>
+                        <w:fldChar w:fldCharType="separate"/>
+                      </w:r>
+                      <w:r>
+                        <w:rPr>
+                          <w:rFonts w:cs="Times"/>
+                          <w:b/>
+                          <w:bCs/>
+                        </w:rPr>
+                        <w:t>4</w:t>
+                      </w:r>
+                      <w:r>
+                        <w:rPr>
+                          <w:rFonts w:cs="Times"/>
+                          <w:b/>
+                          <w:bCs/>
+                        </w:rPr>
+                        <w:fldChar w:fldCharType="end"/>
+                      </w:r>
+                      <w:r>
+                        <w:rPr>
+                          <w:rFonts w:cs="Times"/>
+                        </w:rPr>
+                        <w:t xml:space="preserve">: The particle renderer showing data on </w:t>
+                      </w:r>
+                      <w:r>
+                        <w:rPr>
+                          <w:rFonts w:cs="Times"/>
+                        </w:rPr>
+                        <w:t>April 1</w:t>
+                      </w:r>
+                      <w:r>
+                        <w:rPr>
+                          <w:rFonts w:cs="Times"/>
+                          <w:vertAlign w:val="superscript"/>
+                        </w:rPr>
+                        <w:t>st</w:t>
+                      </w:r>
+                      <w:r>
+                        <w:rPr>
+                          <w:rFonts w:cs="Times"/>
+                        </w:rPr>
+                        <w:t xml:space="preserve"> of</w:t>
+                      </w:r>
+                      <w:r>
+                        <w:rPr>
+                          <w:rFonts w:cs="Times"/>
+                        </w:rPr>
+                        <w:t xml:space="preserve"> 2026</w:t>
+                      </w:r>
+                    </w:p>
+                    <w:p>
+                      <w:pPr>
+                        <w:pStyle w:val="NoSpacing"/>
+                        <w:jc w:val="center"/>
+                      </w:pPr>
+                    </w:p>
+                  </w:txbxContent>
+                </v:textbox>
+                <w10:wrap type="topAndBottom" anchorx="margin"/>
+              </v:shape>
+            </w:pict>
+          </mc:Fallback>
+        </mc:AlternateContent>
+      </w:r>
+      <w:r>
+        <w:t xml:space="preserve">The particle renderer makes use of a custom written wrapper around the leaflet-velocity plugin, which it integrates via the react-leaflet core library, which allows for raw leaflet layers to leverage the features of react and react-leaflet such as react state, and allows for them to interface with the constructs set out in react-leaflet.  The leaflet-velocity map layer requires a </w:t>
+      </w:r>
+      <w:r>
+        <w:t xml:space="preserve">JSON representation of a GRIB header (as produced by </w:t>
+      </w:r>
+      <w:r>
+        <w:t>wecast-grib2json</w:t>
+      </w:r>
+      <w:sdt>
+        <w:sdtPr>
+          <w:id w:val="-86315171"/>
+          <w:citation/>
+        </w:sdtPr>
+        <w:sdtContent>
+          <w:r>
+            <w:fldChar w:fldCharType="begin"/>
+          </w:r>
+          <w:r>
+            <w:instrText xml:space="preserve">CITATION Wec26 \l 3081 </w:instrText>
+          </w:r>
+          <w:r>
+            <w:fldChar w:fldCharType="separate"/>
+          </w:r>
+          <w:r>
+            <w:rPr>
+              <w:noProof/>
+            </w:rPr>
+            <w:t xml:space="preserve"> (Weacast, 2026)</w:t>
+          </w:r>
+          <w:r>
+            <w:fldChar w:fldCharType="end"/>
+          </w:r>
+        </w:sdtContent>
+      </w:sdt>
+      <w:r>
+        <w:t>), which it receives from the server.  It is then rendered onto the map if the ‘Wind Particles’ setting is selected.</w:t>
+      </w:r>
+    </w:p>
+    <w:p>
+      <w:r>
+        <w:t xml:space="preserve">The particles shown </w:t>
+      </w:r>
+      <w:r>
+        <w:t xml:space="preserve">themselves </w:t>
+      </w:r>
+      <w:r>
+        <w:t xml:space="preserve">moving </w:t>
+      </w:r>
+      <w:r>
+        <w:t>in accordance with the vector field that represents the wind magnitude and direction</w:t>
+      </w:r>
+      <w:r>
+        <w:t>.</w:t>
+      </w:r>
+      <w:r>
+        <w:t xml:space="preserve"> The colours of the particles are selected </w:t>
+      </w:r>
+      <w:r>
+        <w:t xml:space="preserve">based on the magnitude of the particle, </w:t>
+      </w:r>
+      <w:r>
+        <w:t xml:space="preserve">using the same colour map as the wind colour </w:t>
+      </w:r>
+      <w:r>
+        <w:t>overlay</w:t>
+      </w:r>
+      <w:r>
+        <w:t xml:space="preserve">.  The colours also </w:t>
+      </w:r>
+      <w:r>
+        <w:t xml:space="preserve">align with the colour scale which is displayed if the ‘Show </w:t>
+      </w:r>
+      <w:proofErr w:type="spellStart"/>
+      <w:r>
+        <w:t>Color</w:t>
+      </w:r>
+      <w:proofErr w:type="spellEnd"/>
+      <w:r>
+        <w:t xml:space="preserve"> Scale’ option in the ‘Wind’ menu. The particle renderer shows the movement of the wind at a given time step, using time to show the direction of the wind.  This means that it is difficult for the renderer to show the data over time, as it already uses the time dimension to show the direction.  This leads to the data being hard to parse when it is played back using the timeline feature. </w:t>
+      </w:r>
+    </w:p>
+    <w:p>
+      <w:r>
+        <w:t xml:space="preserve">However, the wind speed colour map lends itself to </w:t>
+      </w:r>
+      <w:r>
+        <w:t>displaying the data over time, as it does not make use of time to display any data.  The wind speed colour map works by using an SVG</w:t>
+      </w:r>
+      <w:r>
+        <w:t xml:space="preserve"> layer, provided by react-leaflet, which spans the width of the data frame, and is then divided into equal squares based on the ‘Resolution’ setting which is provided by the wind menu.  These squares then average all temperature values which land within their bounds and show this averaged value using the colour scale mentioned above.  The </w:t>
+      </w:r>
+      <w:r>
+        <w:t>number</w:t>
+      </w:r>
+      <w:r>
+        <w:t xml:space="preserve"> of squares is tied to the amount of the data visible on the screen, with the ‘Resolution’ setting</w:t>
+      </w:r>
+      <w:r>
+        <w:t xml:space="preserve"> determining the maximum number of squares on the larger edge of the data boundary.  This means that as the user zooms in, each square becomes more accurate, as each square will be smaller relative to the total area of the data.</w:t>
+      </w:r>
+    </w:p>
+    <w:p>
+      <w:r>
+        <w:t>It is important to note that the colour scale used by the particle renderer and the colour map is not linear but instead is hand-crafted to best show the variance in values.  This is because the HSV colour space is not perceptually linear, meaning that the same change in hue from two starting values does not translate to the same difference in colour to the human eye.</w:t>
+      </w:r>
+    </w:p>
+    <w:p>
+      <w:r>
+        <w:t xml:space="preserve">The third way that the wind values can be represented is through the wind barbs.  Wind barbs are a standard way to display anemological data </w:t>
+      </w:r>
+      <w:sdt>
+        <w:sdtPr>
+          <w:id w:val="-901288333"/>
+          <w:citation/>
+        </w:sdtPr>
+        <w:sdtContent>
+          <w:r>
+            <w:fldChar w:fldCharType="begin"/>
+          </w:r>
+          <w:r>
+            <w:instrText xml:space="preserve"> CITATION NOA26 \l 3081 </w:instrText>
+          </w:r>
+          <w:r>
+            <w:fldChar w:fldCharType="separate"/>
+          </w:r>
+          <w:r>
+            <w:rPr>
+              <w:noProof/>
+            </w:rPr>
+            <w:t>(NOAA, 2026)</w:t>
+          </w:r>
+          <w:r>
+            <w:fldChar w:fldCharType="end"/>
+          </w:r>
+        </w:sdtContent>
+      </w:sdt>
+      <w:r>
+        <w:t xml:space="preserve">, that make use of </w:t>
+      </w:r>
+      <w:r>
+        <w:t xml:space="preserve">a stem which consists of a number of tails which are used to indicate the windspeed, with each additional tail representing a difference of 10 knot, and a half tail being used to indicate </w:t>
+      </w:r>
+    </w:p>
+    <w:p>
+      <w:r>
+        <w:t>For performance reasons, as well as for the ability to correctly order the layers, all the SVG renderers (excluding the water-based renderers) are inside of a single react-leaflet SVG Layer, which saves on processing overhead for multiple layers, and allows for precise control of which layers render on top of other layers.  The layers are simply toggled using the settings described below.</w:t>
+      </w:r>
+    </w:p>
+    <w:p/>
     <w:p>
       <w:pPr>
         <w:pStyle w:val="Heading3"/>
@@ -7862,6 +8318,7 @@
         <w:pStyle w:val="Heading3"/>
       </w:pPr>
       <w:r>
+        <w:lastRenderedPageBreak/>
         <w:t xml:space="preserve">Current </w:t>
       </w:r>
       <w:r>
@@ -7907,16 +8364,7 @@
         <w:spacing w:after="0"/>
       </w:pPr>
       <w:r>
-        <w:lastRenderedPageBreak/>
-        <w:t xml:space="preserve">The user interface of the website is </w:t>
-      </w:r>
-      <w:proofErr w:type="gramStart"/>
-      <w:r>
-        <w:t>fairly minimal</w:t>
-      </w:r>
-      <w:proofErr w:type="gramEnd"/>
-      <w:r>
-        <w:t>, as most of the attention of the user is going to be focused on the map.  It consists of a menu bar which contains:</w:t>
+        <w:t>The user interface of the website is fairly minimal, as most of the attention of the user is going to be focused on the map.  It consists of a menu bar which contains:</w:t>
       </w:r>
     </w:p>
     <w:p>
@@ -7995,6 +8443,47 @@
       <w:r>
         <w:t>These menus are all displayed as a top bar with drop downs, and all responsively display the current value of the setting that they control.</w:t>
       </w:r>
+      <w:r>
+        <w:t xml:space="preserve"> </w:t>
+      </w:r>
+      <w:r>
+        <w:t xml:space="preserve">These settings are stored in the browser’s </w:t>
+      </w:r>
+      <w:proofErr w:type="spellStart"/>
+      <w:r>
+        <w:rPr>
+          <w:rFonts w:ascii="JetBrains Mono" w:hAnsi="JetBrains Mono"/>
+          <w:sz w:val="20"/>
+          <w:szCs w:val="20"/>
+        </w:rPr>
+        <w:t>local</w:t>
+      </w:r>
+      <w:r>
+        <w:rPr>
+          <w:rFonts w:ascii="JetBrains Mono" w:hAnsi="JetBrains Mono"/>
+          <w:sz w:val="20"/>
+          <w:szCs w:val="20"/>
+        </w:rPr>
+        <w:t>S</w:t>
+      </w:r>
+      <w:r>
+        <w:rPr>
+          <w:rFonts w:ascii="JetBrains Mono" w:hAnsi="JetBrains Mono"/>
+          <w:sz w:val="20"/>
+          <w:szCs w:val="20"/>
+        </w:rPr>
+        <w:t>torage</w:t>
+      </w:r>
+      <w:proofErr w:type="spellEnd"/>
+      <w:r>
+        <w:t>, which allows for it to be persistent without requiring it to be stored on the server.</w:t>
+      </w:r>
+      <w:r>
+        <w:t xml:space="preserve">  The settings are then revealed to the program using a react context, which makes them accessible wherever they might be needed.</w:t>
+      </w:r>
+      <w:r>
+        <w:t xml:space="preserve">  </w:t>
+      </w:r>
     </w:p>
     <w:p>
       <w:r>
@@ -8006,7 +8495,10 @@
     </w:p>
     <w:p>
       <w:r>
-        <w:t>On top of these settings, there are the controls which come native with Leaflet, which are the layer selector and the zoom controls, which allow for toggling between the satellite view and the street view and changing the zoom on the map respectively.</w:t>
+        <w:t>On top of these settings, there are the controls which come native with Leaflet, which are the layer selector and the zoom controls, which allow for toggling between the satellite view and the street view and changing the zoom on the map respectively</w:t>
+      </w:r>
+      <w:r>
+        <w:t>.  The selected map is also persistent between sessions.</w:t>
       </w:r>
     </w:p>
     <w:p/>
@@ -8034,10 +8526,7 @@
       </w:pPr>
       <w:bookmarkStart w:id="41" w:name="_Toc229654927"/>
       <w:r>
-        <w:t xml:space="preserve">Differences with </w:t>
-      </w:r>
-      <w:r>
-        <w:t>Considered Alternatives</w:t>
+        <w:t>Differences with Considered Alternatives</w:t>
       </w:r>
       <w:bookmarkEnd w:id="41"/>
     </w:p>
@@ -8181,6 +8670,7 @@
                 <w:rPr>
                   <w:noProof/>
                 </w:rPr>
+                <w:lastRenderedPageBreak/>
                 <w:t xml:space="preserve">H Haase, M. B. (2000). Meteorology meets computer graphics — a look at a wide range of weather visualisations for diverse audiences. </w:t>
               </w:r>
               <w:r>
@@ -8291,7 +8781,6 @@
                 <w:rPr>
                   <w:noProof/>
                 </w:rPr>
-                <w:lastRenderedPageBreak/>
                 <w:t xml:space="preserve">stcorp. (2006, 07 28). </w:t>
               </w:r>
               <w:r>
@@ -8536,7 +9025,7 @@
       </w:pPr>
     </w:p>
     <w:sectPr>
-      <w:footerReference w:type="default" r:id="rId14"/>
+      <w:footerReference w:type="default" r:id="rId15"/>
       <w:pgSz w:w="11900" w:h="16840"/>
       <w:pgMar w:top="1134" w:right="1134" w:bottom="1134" w:left="1134" w:header="709" w:footer="709" w:gutter="0"/>
       <w:pgNumType w:start="1"/>
@@ -13984,7 +14473,7 @@
   <w:style w:type="paragraph" w:default="1" w:styleId="Normal">
     <w:name w:val="Normal"/>
     <w:qFormat/>
-    <w:rsid w:val="00B8101F"/>
+    <w:rsid w:val="00F31DE1"/>
     <w:pPr>
       <w:jc w:val="both"/>
     </w:pPr>
@@ -14000,7 +14489,7 @@
     <w:link w:val="Heading1Char"/>
     <w:uiPriority w:val="9"/>
     <w:qFormat/>
-    <w:rsid w:val="00B8101F"/>
+    <w:rsid w:val="00F31DE1"/>
     <w:pPr>
       <w:numPr>
         <w:ilvl w:val="0"/>
@@ -14016,7 +14505,7 @@
     <w:uiPriority w:val="9"/>
     <w:unhideWhenUsed/>
     <w:qFormat/>
-    <w:rsid w:val="00B8101F"/>
+    <w:rsid w:val="00F31DE1"/>
     <w:pPr>
       <w:numPr>
         <w:ilvl w:val="1"/>
@@ -14038,7 +14527,7 @@
     <w:uiPriority w:val="9"/>
     <w:unhideWhenUsed/>
     <w:qFormat/>
-    <w:rsid w:val="00B8101F"/>
+    <w:rsid w:val="00F31DE1"/>
     <w:pPr>
       <w:numPr>
         <w:ilvl w:val="2"/>
@@ -14060,7 +14549,7 @@
     <w:uiPriority w:val="9"/>
     <w:unhideWhenUsed/>
     <w:qFormat/>
-    <w:rsid w:val="00B8101F"/>
+    <w:rsid w:val="00F31DE1"/>
     <w:pPr>
       <w:numPr>
         <w:ilvl w:val="2"/>
@@ -14079,7 +14568,7 @@
     <w:uiPriority w:val="1"/>
     <w:semiHidden/>
     <w:unhideWhenUsed/>
-    <w:rsid w:val="00B8101F"/>
+    <w:rsid w:val="00F31DE1"/>
   </w:style>
   <w:style w:type="table" w:default="1" w:styleId="TableNormal">
     <w:name w:val="Normal Table"/>
@@ -14101,7 +14590,7 @@
     <w:uiPriority w:val="99"/>
     <w:semiHidden/>
     <w:unhideWhenUsed/>
-    <w:rsid w:val="00B8101F"/>
+    <w:rsid w:val="00F31DE1"/>
   </w:style>
   <w:style w:type="paragraph" w:styleId="Header">
     <w:name w:val="header"/>
@@ -14109,7 +14598,7 @@
     <w:link w:val="HeaderChar"/>
     <w:uiPriority w:val="99"/>
     <w:unhideWhenUsed/>
-    <w:rsid w:val="00B8101F"/>
+    <w:rsid w:val="00F31DE1"/>
     <w:pPr>
       <w:tabs>
         <w:tab w:val="center" w:pos="4320"/>
@@ -14123,7 +14612,7 @@
     <w:basedOn w:val="DefaultParagraphFont"/>
     <w:link w:val="Header"/>
     <w:uiPriority w:val="99"/>
-    <w:rsid w:val="00B8101F"/>
+    <w:rsid w:val="00F31DE1"/>
     <w:rPr>
       <w:rFonts w:ascii="Times" w:hAnsi="Times"/>
       <w:lang w:val="en-AU"/>
@@ -14135,7 +14624,7 @@
     <w:link w:val="FooterChar"/>
     <w:uiPriority w:val="99"/>
     <w:unhideWhenUsed/>
-    <w:rsid w:val="00B8101F"/>
+    <w:rsid w:val="00F31DE1"/>
     <w:pPr>
       <w:tabs>
         <w:tab w:val="center" w:pos="4320"/>
@@ -14149,7 +14638,7 @@
     <w:basedOn w:val="DefaultParagraphFont"/>
     <w:link w:val="Footer"/>
     <w:uiPriority w:val="99"/>
-    <w:rsid w:val="00B8101F"/>
+    <w:rsid w:val="00F31DE1"/>
     <w:rPr>
       <w:rFonts w:ascii="Times" w:hAnsi="Times"/>
       <w:lang w:val="en-AU"/>
@@ -14161,14 +14650,14 @@
     <w:uiPriority w:val="99"/>
     <w:semiHidden/>
     <w:unhideWhenUsed/>
-    <w:rsid w:val="00B8101F"/>
+    <w:rsid w:val="00F31DE1"/>
   </w:style>
   <w:style w:type="paragraph" w:styleId="ListParagraph">
     <w:name w:val="List Paragraph"/>
     <w:basedOn w:val="Normal"/>
     <w:uiPriority w:val="72"/>
     <w:qFormat/>
-    <w:rsid w:val="00B8101F"/>
+    <w:rsid w:val="00F31DE1"/>
     <w:pPr>
       <w:ind w:left="720"/>
       <w:contextualSpacing/>
@@ -14177,7 +14666,7 @@
   <w:style w:type="paragraph" w:customStyle="1" w:styleId="PaperReferences">
     <w:name w:val="Paper References"/>
     <w:basedOn w:val="Normal"/>
-    <w:rsid w:val="00B8101F"/>
+    <w:rsid w:val="00F31DE1"/>
     <w:pPr>
       <w:spacing w:after="0"/>
     </w:pPr>
@@ -14191,7 +14680,7 @@
     <w:basedOn w:val="DefaultParagraphFont"/>
     <w:uiPriority w:val="99"/>
     <w:unhideWhenUsed/>
-    <w:rsid w:val="00B8101F"/>
+    <w:rsid w:val="00F31DE1"/>
     <w:rPr>
       <w:color w:val="0000FF" w:themeColor="hyperlink"/>
       <w:u w:val="single"/>
@@ -14203,7 +14692,7 @@
     <w:uiPriority w:val="99"/>
     <w:semiHidden/>
     <w:unhideWhenUsed/>
-    <w:rsid w:val="00B8101F"/>
+    <w:rsid w:val="00F31DE1"/>
     <w:rPr>
       <w:color w:val="800080" w:themeColor="followedHyperlink"/>
       <w:u w:val="single"/>
@@ -14212,14 +14701,14 @@
   <w:style w:type="character" w:customStyle="1" w:styleId="apple-converted-space">
     <w:name w:val="apple-converted-space"/>
     <w:basedOn w:val="DefaultParagraphFont"/>
-    <w:rsid w:val="00B8101F"/>
+    <w:rsid w:val="00F31DE1"/>
   </w:style>
   <w:style w:type="character" w:styleId="Emphasis">
     <w:name w:val="Emphasis"/>
     <w:basedOn w:val="DefaultParagraphFont"/>
     <w:uiPriority w:val="20"/>
     <w:qFormat/>
-    <w:rsid w:val="00B8101F"/>
+    <w:rsid w:val="00F31DE1"/>
     <w:rPr>
       <w:i/>
       <w:iCs/>
@@ -14231,7 +14720,7 @@
     <w:uiPriority w:val="99"/>
     <w:semiHidden/>
     <w:unhideWhenUsed/>
-    <w:rsid w:val="00B8101F"/>
+    <w:rsid w:val="00F31DE1"/>
     <w:rPr>
       <w:color w:val="605E5C"/>
       <w:shd w:val="clear" w:color="auto" w:fill="E1DFDD"/>
@@ -14242,7 +14731,7 @@
     <w:basedOn w:val="DefaultParagraphFont"/>
     <w:link w:val="Heading1"/>
     <w:uiPriority w:val="9"/>
-    <w:rsid w:val="00B8101F"/>
+    <w:rsid w:val="00F31DE1"/>
     <w:rPr>
       <w:rFonts w:ascii="Times" w:hAnsi="Times"/>
       <w:b/>
@@ -14254,7 +14743,7 @@
     <w:name w:val="Table Grid"/>
     <w:basedOn w:val="TableNormal"/>
     <w:uiPriority w:val="59"/>
-    <w:rsid w:val="00B8101F"/>
+    <w:rsid w:val="00F31DE1"/>
     <w:pPr>
       <w:spacing w:after="0"/>
     </w:pPr>
@@ -14274,7 +14763,7 @@
     <w:basedOn w:val="DefaultParagraphFont"/>
     <w:link w:val="Heading2"/>
     <w:uiPriority w:val="9"/>
-    <w:rsid w:val="00B8101F"/>
+    <w:rsid w:val="00F31DE1"/>
     <w:rPr>
       <w:rFonts w:ascii="Times" w:hAnsi="Times"/>
       <w:b/>
@@ -14287,7 +14776,7 @@
     <w:basedOn w:val="DefaultParagraphFont"/>
     <w:link w:val="Heading3"/>
     <w:uiPriority w:val="9"/>
-    <w:rsid w:val="00B8101F"/>
+    <w:rsid w:val="00F31DE1"/>
     <w:rPr>
       <w:rFonts w:ascii="Times" w:hAnsi="Times"/>
       <w:i/>
@@ -14299,7 +14788,7 @@
     <w:name w:val="No Spacing"/>
     <w:uiPriority w:val="1"/>
     <w:qFormat/>
-    <w:rsid w:val="00B8101F"/>
+    <w:rsid w:val="00F31DE1"/>
     <w:pPr>
       <w:spacing w:after="0"/>
       <w:jc w:val="both"/>
@@ -14314,7 +14803,7 @@
     <w:basedOn w:val="DefaultParagraphFont"/>
     <w:link w:val="Heading4"/>
     <w:uiPriority w:val="9"/>
-    <w:rsid w:val="00B8101F"/>
+    <w:rsid w:val="00F31DE1"/>
     <w:rPr>
       <w:rFonts w:ascii="Times" w:hAnsi="Times"/>
       <w:i/>
@@ -14328,7 +14817,7 @@
     <w:uiPriority w:val="99"/>
     <w:semiHidden/>
     <w:unhideWhenUsed/>
-    <w:rsid w:val="00B8101F"/>
+    <w:rsid w:val="00F31DE1"/>
     <w:rPr>
       <w:rFonts w:ascii="Times New Roman" w:hAnsi="Times New Roman" w:cs="Times New Roman"/>
     </w:rPr>
@@ -14340,7 +14829,7 @@
     <w:uiPriority w:val="35"/>
     <w:unhideWhenUsed/>
     <w:qFormat/>
-    <w:rsid w:val="00B8101F"/>
+    <w:rsid w:val="00F31DE1"/>
     <w:rPr>
       <w:i/>
       <w:iCs/>
@@ -14355,7 +14844,7 @@
     <w:next w:val="Normal"/>
     <w:uiPriority w:val="99"/>
     <w:unhideWhenUsed/>
-    <w:rsid w:val="00B8101F"/>
+    <w:rsid w:val="00F31DE1"/>
     <w:pPr>
       <w:spacing w:after="0"/>
     </w:pPr>
@@ -14367,7 +14856,7 @@
     <w:uiPriority w:val="39"/>
     <w:unhideWhenUsed/>
     <w:qFormat/>
-    <w:rsid w:val="00B8101F"/>
+    <w:rsid w:val="00F31DE1"/>
     <w:pPr>
       <w:keepNext/>
       <w:keepLines/>
@@ -14391,7 +14880,7 @@
     <w:autoRedefine/>
     <w:uiPriority w:val="39"/>
     <w:unhideWhenUsed/>
-    <w:rsid w:val="00B8101F"/>
+    <w:rsid w:val="00F31DE1"/>
     <w:pPr>
       <w:spacing w:after="100"/>
       <w:ind w:left="240"/>
@@ -14404,7 +14893,7 @@
     <w:autoRedefine/>
     <w:uiPriority w:val="39"/>
     <w:unhideWhenUsed/>
-    <w:rsid w:val="00B8101F"/>
+    <w:rsid w:val="00F31DE1"/>
     <w:pPr>
       <w:spacing w:after="100"/>
       <w:ind w:left="480"/>
@@ -14416,7 +14905,7 @@
     <w:next w:val="Normal"/>
     <w:uiPriority w:val="37"/>
     <w:unhideWhenUsed/>
-    <w:rsid w:val="00B8101F"/>
+    <w:rsid w:val="00F31DE1"/>
   </w:style>
   <w:style w:type="paragraph" w:styleId="Title">
     <w:name w:val="Title"/>
@@ -14425,7 +14914,7 @@
     <w:link w:val="TitleChar"/>
     <w:uiPriority w:val="10"/>
     <w:qFormat/>
-    <w:rsid w:val="00B8101F"/>
+    <w:rsid w:val="00F31DE1"/>
     <w:pPr>
       <w:spacing w:after="0" w:line="276" w:lineRule="auto"/>
       <w:jc w:val="center"/>
@@ -14440,7 +14929,7 @@
     <w:basedOn w:val="DefaultParagraphFont"/>
     <w:link w:val="Title"/>
     <w:uiPriority w:val="10"/>
-    <w:rsid w:val="00B8101F"/>
+    <w:rsid w:val="00F31DE1"/>
     <w:rPr>
       <w:rFonts w:ascii="Times" w:hAnsi="Times"/>
       <w:b/>
@@ -14455,7 +14944,7 @@
     <w:autoRedefine/>
     <w:uiPriority w:val="39"/>
     <w:unhideWhenUsed/>
-    <w:rsid w:val="00B8101F"/>
+    <w:rsid w:val="00F31DE1"/>
     <w:pPr>
       <w:spacing w:after="100"/>
     </w:pPr>
@@ -14467,7 +14956,7 @@
     <w:uiPriority w:val="99"/>
     <w:semiHidden/>
     <w:unhideWhenUsed/>
-    <w:rsid w:val="00B8101F"/>
+    <w:rsid w:val="00F31DE1"/>
     <w:pPr>
       <w:spacing w:after="0"/>
     </w:pPr>
@@ -14482,7 +14971,7 @@
     <w:link w:val="FootnoteText"/>
     <w:uiPriority w:val="99"/>
     <w:semiHidden/>
-    <w:rsid w:val="00B8101F"/>
+    <w:rsid w:val="00F31DE1"/>
     <w:rPr>
       <w:rFonts w:ascii="Times" w:hAnsi="Times"/>
       <w:sz w:val="20"/>
@@ -14496,7 +14985,7 @@
     <w:uiPriority w:val="99"/>
     <w:semiHidden/>
     <w:unhideWhenUsed/>
-    <w:rsid w:val="00B8101F"/>
+    <w:rsid w:val="00F31DE1"/>
     <w:rPr>
       <w:vertAlign w:val="superscript"/>
     </w:rPr>
@@ -14886,7 +15375,7 @@
     <b:Year>2006</b:Year>
     <b:Month>07</b:Month>
     <b:Day>28</b:Day>
-    <b:RefOrder>11</b:RefOrder>
+    <b:RefOrder>13</b:RefOrder>
   </b:Source>
   <b:Source>
     <b:Tag>LuM21</b:Tag>
@@ -14969,7 +15458,7 @@
     <b:Month>11</b:Month>
     <b:Day>04</b:Day>
     <b:URL>https://github.com/cambecc/earth</b:URL>
-    <b:RefOrder>12</b:RefOrder>
+    <b:RefOrder>14</b:RefOrder>
   </b:Source>
   <b:Source>
     <b:Tag>Piv25</b:Tag>
@@ -15047,7 +15536,7 @@
         <b:Corporate>Western Australian Government</b:Corporate>
       </b:Author>
     </b:Author>
-    <b:RefOrder>13</b:RefOrder>
+    <b:RefOrder>15</b:RefOrder>
   </b:Source>
   <b:Source>
     <b:Tag>Lea17</b:Tag>
@@ -15059,7 +15548,7 @@
     <b:Month>02</b:Month>
     <b:Day>6</b:Day>
     <b:URL>https://github.com/onaci/leaflet-velocity</b:URL>
-    <b:RefOrder>14</b:RefOrder>
+    <b:RefOrder>16</b:RefOrder>
   </b:Source>
   <b:Source>
     <b:Tag>Jar26</b:Tag>
@@ -15083,11 +15572,45 @@
     <b:URL>https://github.com/jh1236/WeatherForecastVisualiser</b:URL>
     <b:RefOrder>10</b:RefOrder>
   </b:Source>
+  <b:Source>
+    <b:Tag>Wec26</b:Tag>
+    <b:SourceType>InternetSite</b:SourceType>
+    <b:Guid>{5DF0289C-C62E-4F2F-9C6F-C94F53629362}</b:Guid>
+    <b:Author>
+      <b:Author>
+        <b:Corporate>Weacast</b:Corporate>
+      </b:Author>
+    </b:Author>
+    <b:Title>@weacast/grib2json</b:Title>
+    <b:InternetSiteTitle>GitHub</b:InternetSiteTitle>
+    <b:Year>2026</b:Year>
+    <b:Month>05</b:Month>
+    <b:Day>14</b:Day>
+    <b:URL>https://github.com/weacast/weacast/tree/master/packages/grib2json</b:URL>
+    <b:RefOrder>11</b:RefOrder>
+  </b:Source>
+  <b:Source>
+    <b:Tag>NOA26</b:Tag>
+    <b:SourceType>InternetSite</b:SourceType>
+    <b:Guid>{6C7036DA-3BE8-4238-BEC0-464540A5B8A8}</b:Guid>
+    <b:Author>
+      <b:Author>
+        <b:Corporate>NOAA</b:Corporate>
+      </b:Author>
+    </b:Author>
+    <b:Title>Information about wind barbs</b:Title>
+    <b:InternetSiteTitle>National Weather Service</b:InternetSiteTitle>
+    <b:Year>2026</b:Year>
+    <b:Month>05</b:Month>
+    <b:Day>14</b:Day>
+    <b:URL>https://www.weather.gov/hfo/windbarbinfo</b:URL>
+    <b:RefOrder>12</b:RefOrder>
+  </b:Source>
 </b:Sources>
 </file>
 
 <file path=customXml/itemProps1.xml><?xml version="1.0" encoding="utf-8"?>
-<ds:datastoreItem xmlns:ds="http://schemas.openxmlformats.org/officeDocument/2006/customXml" ds:itemID="{A92E48C4-CBA4-4C55-B8E7-166663C9EBBD}">
+<ds:datastoreItem xmlns:ds="http://schemas.openxmlformats.org/officeDocument/2006/customXml" ds:itemID="{2CC3EF06-1262-4E72-81B6-36F1F61C2B1B}">
   <ds:schemaRefs>
     <ds:schemaRef ds:uri="http://schemas.openxmlformats.org/officeDocument/2006/bibliography"/>
   </ds:schemaRefs>

--- a/report/GENG4412_GENG5512 Final Report Template S1 2026.docx
+++ b/report/GENG4412_GENG5512 Final Report Template S1 2026.docx
@@ -283,7 +283,18 @@
           <w:iCs/>
           <w:sz w:val="28"/>
         </w:rPr>
-        <w:t xml:space="preserve">Word count: </w:t>
+        <w:t>Word count</w:t>
+      </w:r>
+      <w:proofErr w:type="gramStart"/>
+      <w:r>
+        <w:rPr>
+          <w:rFonts w:cs="Times"/>
+          <w:bCs/>
+          <w:i/>
+          <w:iCs/>
+          <w:sz w:val="28"/>
+        </w:rPr>
+        <w:t xml:space="preserve">: </w:t>
       </w:r>
       <w:r>
         <w:rPr>
@@ -296,6 +307,7 @@
         </w:rPr>
         <w:t>????</w:t>
       </w:r>
+      <w:proofErr w:type="gramEnd"/>
     </w:p>
     <w:p>
       <w:pPr>
@@ -1229,7 +1241,21 @@
         <w:rPr>
           <w:rFonts w:cs="Times"/>
         </w:rPr>
-        <w:t xml:space="preserve">Script to display NetCDF and GRIB files in a visual format, in a style that is similar to </w:t>
+        <w:t xml:space="preserve">Script to display NetCDF and GRIB files in a visual format, in a style that is </w:t>
+      </w:r>
+      <w:proofErr w:type="gramStart"/>
+      <w:r>
+        <w:rPr>
+          <w:rFonts w:cs="Times"/>
+        </w:rPr>
+        <w:t>similar to</w:t>
+      </w:r>
+      <w:proofErr w:type="gramEnd"/>
+      <w:r>
+        <w:rPr>
+          <w:rFonts w:cs="Times"/>
+        </w:rPr>
+        <w:t xml:space="preserve"> </w:t>
       </w:r>
       <w:r>
         <w:rPr>
@@ -4681,7 +4707,21 @@
         <w:rPr>
           <w:rFonts w:cs="Times"/>
         </w:rPr>
-        <w:t xml:space="preserve">This tech stack, as well as being more than adequate for meeting the requirements, has the added benefit of being free and open source, meaning that the project is able to be built upon and improved upon by open-source maintainers in the future. </w:t>
+        <w:t xml:space="preserve">This tech stack, as well as being more than adequate for meeting the requirements, has the added benefit of being free and open source, meaning that the project </w:t>
+      </w:r>
+      <w:proofErr w:type="gramStart"/>
+      <w:r>
+        <w:rPr>
+          <w:rFonts w:cs="Times"/>
+        </w:rPr>
+        <w:t>is able to</w:t>
+      </w:r>
+      <w:proofErr w:type="gramEnd"/>
+      <w:r>
+        <w:rPr>
+          <w:rFonts w:cs="Times"/>
+        </w:rPr>
+        <w:t xml:space="preserve"> be built upon and improved upon by open-source maintainers in the future. </w:t>
       </w:r>
     </w:p>
     <w:p>
@@ -4859,7 +4899,21 @@
         <w:rPr>
           <w:rFonts w:cs="Times"/>
         </w:rPr>
-        <w:t xml:space="preserve"> similar real-world projects to the project being proposed, however almost all of them are closed source, making an in-depth review of the tech landscape challenging. Although we cannot inspect the implementation details of these projects, we are able to see the final product and make design choices and evaluate what works and what doesn’t. As well as reviewing real world solutions, a number of studies have been conducted into a variety of techniques for rendering data that is consistent with the goals required for this project.</w:t>
+        <w:t xml:space="preserve"> similar real-world projects to the project being proposed, however almost all of them are closed source, making an in-depth review of the tech landscape challenging. Although we cannot inspect the implementation details of these projects, we are able to see the final product and make design choices and evaluate what works and what doesn’t. As well as reviewing real world solutions, </w:t>
+      </w:r>
+      <w:proofErr w:type="gramStart"/>
+      <w:r>
+        <w:rPr>
+          <w:rFonts w:cs="Times"/>
+        </w:rPr>
+        <w:t>a number of</w:t>
+      </w:r>
+      <w:proofErr w:type="gramEnd"/>
+      <w:r>
+        <w:rPr>
+          <w:rFonts w:cs="Times"/>
+        </w:rPr>
+        <w:t xml:space="preserve"> studies have been conducted into a variety of techniques for rendering data that is consistent with the goals required for this project.</w:t>
       </w:r>
     </w:p>
     <w:p>
@@ -5558,7 +5612,21 @@
         <w:rPr>
           <w:rFonts w:cs="Times"/>
         </w:rPr>
-        <w:t xml:space="preserve">Another widely covered topic is the technique used to render the data to the user. There are many varying techniques, each of which carries its own benefits and drawbacks. Many papers look at the viability of interactive three-dimensional rendering, which brings with it a great amount of interactability and informational density, as the user is able to see renders in all dimensions, as well as viewing the render from any angle. Such a system can be created using a grid-based system </w:t>
+        <w:t xml:space="preserve">Another widely covered topic is the technique used to render the data to the user. There are many varying techniques, each of which carries its own benefits and drawbacks. Many papers look at the viability of interactive three-dimensional rendering, which brings with it a great amount of interactability and informational density, as the user </w:t>
+      </w:r>
+      <w:proofErr w:type="gramStart"/>
+      <w:r>
+        <w:rPr>
+          <w:rFonts w:cs="Times"/>
+        </w:rPr>
+        <w:t>is able to</w:t>
+      </w:r>
+      <w:proofErr w:type="gramEnd"/>
+      <w:r>
+        <w:rPr>
+          <w:rFonts w:cs="Times"/>
+        </w:rPr>
+        <w:t xml:space="preserve"> see renders in all dimensions, as well as viewing the render from any angle. Such a system can be created using a grid-based system </w:t>
       </w:r>
       <w:sdt>
         <w:sdtPr>
@@ -6773,7 +6841,15 @@
         <w:t>. This will allow for the display of data from specific points</w:t>
       </w:r>
       <w:r>
-        <w:t xml:space="preserve"> over time and will allow for a more natural way to interact with the data over time. On top of this, it will provide as a way to glean the underlying values of the data, as opposed to the general trend, which the other visualisation methods lend themselves to more.  The benefit of having the graphing done through the UI library instead of doing it directly through recharts is that the them</w:t>
+        <w:t xml:space="preserve"> over time and will allow for a more natural way to interact with the data over time. On top of this, it will provide </w:t>
+      </w:r>
+      <w:proofErr w:type="gramStart"/>
+      <w:r>
+        <w:t>as a way to</w:t>
+      </w:r>
+      <w:proofErr w:type="gramEnd"/>
+      <w:r>
+        <w:t xml:space="preserve"> glean the underlying values of the data, as opposed to the general trend, which the other visualisation methods lend themselves to more.  The benefit of having the graphing done through the UI library instead of doing it directly through recharts is that the them</w:t>
       </w:r>
       <w:r>
         <w:t>e</w:t>
@@ -6959,7 +7035,15 @@
         <w:t>Another way that the final design can be tested is in the amount of time it takes a user to select the data that they want to view</w:t>
       </w:r>
       <w:r>
-        <w:t xml:space="preserve">. By measuring the time it takes to select a specific visualisation, it is possible to figure out how easy a user might find the </w:t>
+        <w:t xml:space="preserve">. By measuring the </w:t>
+      </w:r>
+      <w:proofErr w:type="gramStart"/>
+      <w:r>
+        <w:t>time</w:t>
+      </w:r>
+      <w:proofErr w:type="gramEnd"/>
+      <w:r>
+        <w:t xml:space="preserve"> it takes to select a specific visualisation, it is possible to figure out how easy a user might find the </w:t>
       </w:r>
       <w:r>
         <w:t>UI</w:t>
@@ -7331,10 +7415,26 @@
         <w:pStyle w:val="NoSpacing"/>
       </w:pPr>
       <w:r>
-        <w:t>The risk of dealing with personal data can be almost entirely eliminated by keeping the user’s personal data completely on the frontend, which means that the website never saves their location and thus it cannot be traced.</w:t>
-      </w:r>
-      <w:r>
-        <w:t xml:space="preserve">  As well as this, only using the user’s location if it is absolutely necessary will also serve to eliminate the risk that the user’s location is leaked.</w:t>
+        <w:t xml:space="preserve">The risk of dealing with personal data can be almost </w:t>
+      </w:r>
+      <w:proofErr w:type="gramStart"/>
+      <w:r>
+        <w:t>entirely eliminated</w:t>
+      </w:r>
+      <w:proofErr w:type="gramEnd"/>
+      <w:r>
+        <w:t xml:space="preserve"> by keeping the user’s personal data completely on the frontend, which means that the website never saves their location and thus it cannot be traced.</w:t>
+      </w:r>
+      <w:r>
+        <w:t xml:space="preserve">  As well as this, only using the user’s location if it is </w:t>
+      </w:r>
+      <w:proofErr w:type="gramStart"/>
+      <w:r>
+        <w:t>absolutely necessary</w:t>
+      </w:r>
+      <w:proofErr w:type="gramEnd"/>
+      <w:r>
+        <w:t xml:space="preserve"> will also serve to eliminate the risk that the user’s location is leaked.</w:t>
       </w:r>
     </w:p>
     <w:p/>
@@ -7976,6 +8076,7 @@
                                 <w:rFonts w:cs="Times"/>
                                 <w:b/>
                                 <w:bCs/>
+                                <w:noProof/>
                               </w:rPr>
                               <w:t>4</w:t>
                             </w:r>
@@ -8092,6 +8193,7 @@
                           <w:rFonts w:cs="Times"/>
                           <w:b/>
                           <w:bCs/>
+                          <w:noProof/>
                         </w:rPr>
                         <w:t>4</w:t>
                       </w:r>
@@ -8233,6 +8335,280 @@
     </w:p>
     <w:p>
       <w:r>
+        <w:rPr>
+          <w:noProof/>
+        </w:rPr>
+        <mc:AlternateContent>
+          <mc:Choice Requires="wps">
+            <w:drawing>
+              <wp:anchor distT="0" distB="0" distL="114300" distR="114300" simplePos="0" relativeHeight="251667456" behindDoc="0" locked="0" layoutInCell="1" allowOverlap="1" wp14:anchorId="3F9C2536" wp14:editId="38F8FC1D">
+                <wp:simplePos x="0" y="0"/>
+                <wp:positionH relativeFrom="column">
+                  <wp:posOffset>1298575</wp:posOffset>
+                </wp:positionH>
+                <wp:positionV relativeFrom="paragraph">
+                  <wp:posOffset>2339975</wp:posOffset>
+                </wp:positionV>
+                <wp:extent cx="3533775" cy="453390"/>
+                <wp:effectExtent l="0" t="0" r="9525" b="3810"/>
+                <wp:wrapTopAndBottom/>
+                <wp:docPr id="1910201995" name="Text Box 1"/>
+                <wp:cNvGraphicFramePr/>
+                <a:graphic xmlns:a="http://schemas.openxmlformats.org/drawingml/2006/main">
+                  <a:graphicData uri="http://schemas.microsoft.com/office/word/2010/wordprocessingShape">
+                    <wps:wsp>
+                      <wps:cNvSpPr txBox="1"/>
+                      <wps:spPr>
+                        <a:xfrm>
+                          <a:off x="0" y="0"/>
+                          <a:ext cx="3533775" cy="453390"/>
+                        </a:xfrm>
+                        <a:prstGeom prst="rect">
+                          <a:avLst/>
+                        </a:prstGeom>
+                        <a:solidFill>
+                          <a:prstClr val="white"/>
+                        </a:solidFill>
+                        <a:ln>
+                          <a:noFill/>
+                        </a:ln>
+                      </wps:spPr>
+                      <wps:txbx>
+                        <w:txbxContent>
+                          <w:p>
+                            <w:pPr>
+                              <w:pStyle w:val="NoSpacing"/>
+                              <w:jc w:val="center"/>
+                              <w:rPr>
+                                <w:rFonts w:cs="Times"/>
+                              </w:rPr>
+                            </w:pPr>
+                            <w:bookmarkStart w:id="41" w:name="_Ref229735125"/>
+                            <w:r>
+                              <w:rPr>
+                                <w:rFonts w:cs="Times"/>
+                                <w:b/>
+                                <w:bCs/>
+                              </w:rPr>
+                              <w:t xml:space="preserve">Figure </w:t>
+                            </w:r>
+                            <w:r>
+                              <w:rPr>
+                                <w:rFonts w:cs="Times"/>
+                                <w:b/>
+                                <w:bCs/>
+                              </w:rPr>
+                              <w:fldChar w:fldCharType="begin"/>
+                            </w:r>
+                            <w:r>
+                              <w:rPr>
+                                <w:rFonts w:cs="Times"/>
+                                <w:b/>
+                                <w:bCs/>
+                              </w:rPr>
+                              <w:instrText xml:space="preserve"> SEQ Figure \* ARABIC </w:instrText>
+                            </w:r>
+                            <w:r>
+                              <w:rPr>
+                                <w:rFonts w:cs="Times"/>
+                                <w:b/>
+                                <w:bCs/>
+                              </w:rPr>
+                              <w:fldChar w:fldCharType="separate"/>
+                            </w:r>
+                            <w:r>
+                              <w:rPr>
+                                <w:rFonts w:cs="Times"/>
+                                <w:b/>
+                                <w:bCs/>
+                              </w:rPr>
+                              <w:t>5</w:t>
+                            </w:r>
+                            <w:r>
+                              <w:rPr>
+                                <w:rFonts w:cs="Times"/>
+                                <w:b/>
+                                <w:bCs/>
+                              </w:rPr>
+                              <w:fldChar w:fldCharType="end"/>
+                            </w:r>
+                            <w:bookmarkEnd w:id="41"/>
+                            <w:r>
+                              <w:rPr>
+                                <w:rFonts w:cs="Times"/>
+                              </w:rPr>
+                              <w:t xml:space="preserve">: </w:t>
+                            </w:r>
+                            <w:r>
+                              <w:rPr>
+                                <w:rFonts w:cs="Times"/>
+                              </w:rPr>
+                              <w:t>Wind barbs for 0, 5, 10, 15, 20, 50, 55, 60 and 100 knots</w:t>
+                            </w:r>
+                          </w:p>
+                          <w:p>
+                            <w:pPr>
+                              <w:pStyle w:val="Caption"/>
+                            </w:pPr>
+                          </w:p>
+                        </w:txbxContent>
+                      </wps:txbx>
+                      <wps:bodyPr rot="0" spcFirstLastPara="0" vertOverflow="overflow" horzOverflow="overflow" vert="horz" wrap="square" lIns="0" tIns="0" rIns="0" bIns="0" numCol="1" spcCol="0" rtlCol="0" fromWordArt="0" anchor="t" anchorCtr="0" forceAA="0" compatLnSpc="1">
+                        <a:prstTxWarp prst="textNoShape">
+                          <a:avLst/>
+                        </a:prstTxWarp>
+                        <a:noAutofit/>
+                      </wps:bodyPr>
+                    </wps:wsp>
+                  </a:graphicData>
+                </a:graphic>
+                <wp14:sizeRelV relativeFrom="margin">
+                  <wp14:pctHeight>0</wp14:pctHeight>
+                </wp14:sizeRelV>
+              </wp:anchor>
+            </w:drawing>
+          </mc:Choice>
+          <mc:Fallback>
+            <w:pict>
+              <v:shape w14:anchorId="3F9C2536" id="_x0000_s1034" type="#_x0000_t202" style="position:absolute;left:0;text-align:left;margin-left:102.25pt;margin-top:184.25pt;width:278.25pt;height:35.7pt;z-index:251667456;visibility:visible;mso-wrap-style:square;mso-height-percent:0;mso-wrap-distance-left:9pt;mso-wrap-distance-top:0;mso-wrap-distance-right:9pt;mso-wrap-distance-bottom:0;mso-position-horizontal:absolute;mso-position-horizontal-relative:text;mso-position-vertical:absolute;mso-position-vertical-relative:text;mso-height-percent:0;mso-height-relative:margin;v-text-anchor:top" o:gfxdata="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" stroked="f">
+                <v:textbox inset="0,0,0,0">
+                  <w:txbxContent>
+                    <w:p>
+                      <w:pPr>
+                        <w:pStyle w:val="NoSpacing"/>
+                        <w:jc w:val="center"/>
+                        <w:rPr>
+                          <w:rFonts w:cs="Times"/>
+                        </w:rPr>
+                      </w:pPr>
+                      <w:bookmarkStart w:id="42" w:name="_Ref229735125"/>
+                      <w:r>
+                        <w:rPr>
+                          <w:rFonts w:cs="Times"/>
+                          <w:b/>
+                          <w:bCs/>
+                        </w:rPr>
+                        <w:t xml:space="preserve">Figure </w:t>
+                      </w:r>
+                      <w:r>
+                        <w:rPr>
+                          <w:rFonts w:cs="Times"/>
+                          <w:b/>
+                          <w:bCs/>
+                        </w:rPr>
+                        <w:fldChar w:fldCharType="begin"/>
+                      </w:r>
+                      <w:r>
+                        <w:rPr>
+                          <w:rFonts w:cs="Times"/>
+                          <w:b/>
+                          <w:bCs/>
+                        </w:rPr>
+                        <w:instrText xml:space="preserve"> SEQ Figure \* ARABIC </w:instrText>
+                      </w:r>
+                      <w:r>
+                        <w:rPr>
+                          <w:rFonts w:cs="Times"/>
+                          <w:b/>
+                          <w:bCs/>
+                        </w:rPr>
+                        <w:fldChar w:fldCharType="separate"/>
+                      </w:r>
+                      <w:r>
+                        <w:rPr>
+                          <w:rFonts w:cs="Times"/>
+                          <w:b/>
+                          <w:bCs/>
+                        </w:rPr>
+                        <w:t>5</w:t>
+                      </w:r>
+                      <w:r>
+                        <w:rPr>
+                          <w:rFonts w:cs="Times"/>
+                          <w:b/>
+                          <w:bCs/>
+                        </w:rPr>
+                        <w:fldChar w:fldCharType="end"/>
+                      </w:r>
+                      <w:bookmarkEnd w:id="42"/>
+                      <w:r>
+                        <w:rPr>
+                          <w:rFonts w:cs="Times"/>
+                        </w:rPr>
+                        <w:t xml:space="preserve">: </w:t>
+                      </w:r>
+                      <w:r>
+                        <w:rPr>
+                          <w:rFonts w:cs="Times"/>
+                        </w:rPr>
+                        <w:t>Wind barbs for 0, 5, 10, 15, 20, 50, 55, 60 and 100 knots</w:t>
+                      </w:r>
+                    </w:p>
+                    <w:p>
+                      <w:pPr>
+                        <w:pStyle w:val="Caption"/>
+                      </w:pPr>
+                    </w:p>
+                  </w:txbxContent>
+                </v:textbox>
+                <w10:wrap type="topAndBottom"/>
+              </v:shape>
+            </w:pict>
+          </mc:Fallback>
+        </mc:AlternateContent>
+      </w:r>
+      <w:r>
+        <w:drawing>
+          <wp:anchor distT="0" distB="0" distL="114300" distR="114300" simplePos="0" relativeHeight="251665408" behindDoc="0" locked="0" layoutInCell="1" allowOverlap="1" wp14:anchorId="3603860B" wp14:editId="127B2372">
+            <wp:simplePos x="0" y="0"/>
+            <wp:positionH relativeFrom="margin">
+              <wp:align>center</wp:align>
+            </wp:positionH>
+            <wp:positionV relativeFrom="paragraph">
+              <wp:posOffset>263525</wp:posOffset>
+            </wp:positionV>
+            <wp:extent cx="504825" cy="3533775"/>
+            <wp:effectExtent l="9525" t="0" r="0" b="0"/>
+            <wp:wrapTopAndBottom/>
+            <wp:docPr id="599002670" name="Picture 1"/>
+            <wp:cNvGraphicFramePr>
+              <a:graphicFrameLocks xmlns:a="http://schemas.openxmlformats.org/drawingml/2006/main" noChangeAspect="1"/>
+            </wp:cNvGraphicFramePr>
+            <a:graphic xmlns:a="http://schemas.openxmlformats.org/drawingml/2006/main">
+              <a:graphicData uri="http://schemas.openxmlformats.org/drawingml/2006/picture">
+                <pic:pic xmlns:pic="http://schemas.openxmlformats.org/drawingml/2006/picture">
+                  <pic:nvPicPr>
+                    <pic:cNvPr id="599002670" name=""/>
+                    <pic:cNvPicPr/>
+                  </pic:nvPicPr>
+                  <pic:blipFill>
+                    <a:blip r:embed="rId15">
+                      <a:extLst>
+                        <a:ext uri="{28A0092B-C50C-407E-A947-70E740481C1C}">
+                          <a14:useLocalDpi xmlns:a14="http://schemas.microsoft.com/office/drawing/2010/main" val="0"/>
+                        </a:ext>
+                      </a:extLst>
+                    </a:blip>
+                    <a:stretch>
+                      <a:fillRect/>
+                    </a:stretch>
+                  </pic:blipFill>
+                  <pic:spPr>
+                    <a:xfrm rot="5400000">
+                      <a:off x="0" y="0"/>
+                      <a:ext cx="504825" cy="3533775"/>
+                    </a:xfrm>
+                    <a:prstGeom prst="rect">
+                      <a:avLst/>
+                    </a:prstGeom>
+                  </pic:spPr>
+                </pic:pic>
+              </a:graphicData>
+            </a:graphic>
+          </wp:anchor>
+        </w:drawing>
+      </w:r>
+      <w:r>
         <w:t xml:space="preserve">However, the wind speed colour map lends itself to </w:t>
       </w:r>
       <w:r>
@@ -8252,13 +8628,42 @@
       </w:r>
     </w:p>
     <w:p>
-      <w:r>
-        <w:t>It is important to note that the colour scale used by the particle renderer and the colour map is not linear but instead is hand-crafted to best show the variance in values.  This is because the HSV colour space is not perceptually linear, meaning that the same change in hue from two starting values does not translate to the same difference in colour to the human eye.</w:t>
-      </w:r>
-    </w:p>
-    <w:p>
-      <w:r>
-        <w:t xml:space="preserve">The third way that the wind values can be represented is through the wind barbs.  Wind barbs are a standard way to display anemological data </w:t>
+      <w:pPr>
+        <w:rPr>
+          <w:noProof/>
+        </w:rPr>
+      </w:pPr>
+      <w:r>
+        <w:t>The third way that the wind values can be represented is through the wind barbs</w:t>
+      </w:r>
+      <w:r>
+        <w:t xml:space="preserve"> (</w:t>
+      </w:r>
+      <w:r>
+        <w:fldChar w:fldCharType="begin"/>
+      </w:r>
+      <w:r>
+        <w:instrText xml:space="preserve"> REF _Ref229735125 \h </w:instrText>
+      </w:r>
+      <w:r>
+        <w:fldChar w:fldCharType="separate"/>
+      </w:r>
+      <w:r>
+        <w:rPr>
+          <w:rFonts w:cs="Times"/>
+          <w:b/>
+          <w:bCs/>
+        </w:rPr>
+        <w:t>Figure 5</w:t>
+      </w:r>
+      <w:r>
+        <w:fldChar w:fldCharType="end"/>
+      </w:r>
+      <w:r>
+        <w:t>)</w:t>
+      </w:r>
+      <w:r>
+        <w:t xml:space="preserve">.  Wind barbs are a standard way to display anemological data </w:t>
       </w:r>
       <w:sdt>
         <w:sdtPr>
@@ -8290,7 +8695,132 @@
         <w:t xml:space="preserve">, that make use of </w:t>
       </w:r>
       <w:r>
-        <w:t xml:space="preserve">a stem which consists of a number of tails which are used to indicate the windspeed, with each additional tail representing a difference of 10 knot, and a half tail being used to indicate </w:t>
+        <w:t xml:space="preserve">a stem which consists of </w:t>
+      </w:r>
+      <w:r>
+        <w:t>several</w:t>
+      </w:r>
+      <w:r>
+        <w:t xml:space="preserve"> tails which are used to indicate the windspeed</w:t>
+      </w:r>
+      <w:r>
+        <w:t>.</w:t>
+      </w:r>
+      <w:r>
+        <w:t xml:space="preserve"> </w:t>
+      </w:r>
+      <w:r>
+        <w:t>If the wind speed is less than five knots,</w:t>
+      </w:r>
+      <w:r>
+        <w:t xml:space="preserve"> </w:t>
+      </w:r>
+      <w:r>
+        <w:t xml:space="preserve">a circle is displayed centred on the point the barb represents.  If it is larger than five knots, a stem pointing in the direction that the wind is coming from is drawn, </w:t>
+      </w:r>
+      <w:r>
+        <w:t>with tail</w:t>
+      </w:r>
+      <w:r>
+        <w:t>s</w:t>
+      </w:r>
+      <w:r>
+        <w:t xml:space="preserve"> representing 10 knot</w:t>
+      </w:r>
+      <w:r>
+        <w:t>s</w:t>
+      </w:r>
+      <w:r>
+        <w:t xml:space="preserve">, and a half tail being used to indicate </w:t>
+      </w:r>
+      <w:r>
+        <w:t>five knots.  If the wind speed is greater than 50 knots, a triangle is used on the stem instead of five tails.</w:t>
+      </w:r>
+      <w:r>
+        <w:t xml:space="preserve"> The data for the wind barbs is calculated the same way that the colour map is calculated, splitting the visible data into squares</w:t>
+      </w:r>
+      <w:r>
+        <w:t>, averaging the data inside each square and using that to calculate the wind direction and speed.</w:t>
+      </w:r>
+      <w:r>
+        <w:rPr>
+          <w:noProof/>
+        </w:rPr>
+        <w:t xml:space="preserve"> </w:t>
+      </w:r>
+    </w:p>
+    <w:p>
+      <w:r>
+        <w:rPr>
+          <w:noProof/>
+        </w:rPr>
+        <w:lastRenderedPageBreak/>
+        <w:t xml:space="preserve">The wind barbs are also drawn using SVG, </w:t>
+      </w:r>
+      <w:r>
+        <w:rPr>
+          <w:noProof/>
+        </w:rPr>
+        <w:t>and similar to the colour map, because their resolution is tied to the visible data, they will automatically resize themselves such that their size on the screen stays</w:t>
+      </w:r>
+      <w:r>
+        <w:rPr>
+          <w:noProof/>
+        </w:rPr>
+        <w:t xml:space="preserve"> the same proportionate to the data that is in view.  The wind barbs are also useful for comparing the data being represented with other sources of anemological data, as being standardised means that other sources, such as XY-Grib </w:t>
+      </w:r>
+      <w:sdt>
+        <w:sdtPr>
+          <w:rPr>
+            <w:noProof/>
+          </w:rPr>
+          <w:id w:val="1013193673"/>
+          <w:citation/>
+        </w:sdtPr>
+        <w:sdtContent>
+          <w:r>
+            <w:rPr>
+              <w:noProof/>
+            </w:rPr>
+            <w:fldChar w:fldCharType="begin"/>
+          </w:r>
+          <w:r>
+            <w:rPr>
+              <w:noProof/>
+            </w:rPr>
+            <w:instrText xml:space="preserve"> CITATION Ope26 \l 3081 </w:instrText>
+          </w:r>
+          <w:r>
+            <w:rPr>
+              <w:noProof/>
+            </w:rPr>
+            <w:fldChar w:fldCharType="separate"/>
+          </w:r>
+          <w:r>
+            <w:rPr>
+              <w:noProof/>
+            </w:rPr>
+            <w:t>(OpenGribs, 2026)</w:t>
+          </w:r>
+          <w:r>
+            <w:rPr>
+              <w:noProof/>
+            </w:rPr>
+            <w:fldChar w:fldCharType="end"/>
+          </w:r>
+        </w:sdtContent>
+      </w:sdt>
+      <w:r>
+        <w:rPr>
+          <w:noProof/>
+        </w:rPr>
+        <w:t>, an open-source program designed to view grib files, which was used to test the validity of the</w:t>
+      </w:r>
+      <w:r>
+        <w:rPr>
+          <w:noProof/>
+        </w:rPr>
+        <w:t xml:space="preserve"> data processing and representation.</w:t>
       </w:r>
     </w:p>
     <w:p>
@@ -8314,11 +8844,27 @@
       </w:r>
     </w:p>
     <w:p>
+      <w:r>
+        <w:t xml:space="preserve">The temperature visualisation is another key aspect of the </w:t>
+      </w:r>
+    </w:p>
+    <w:p>
+      <w:r>
+        <w:t xml:space="preserve">It is important to note that the colour scale used by </w:t>
+      </w:r>
+      <w:r>
+        <w:t xml:space="preserve">for the temperature by </w:t>
+      </w:r>
+      <w:r>
+        <w:t>the colour map is not linear but instead is hand-crafted to best show the variance in values.  This is because the HSV colour space is not perceptually linear, meaning that the same change in hue from two starting values does not translate to the same difference in colour to the human eye.</w:t>
+      </w:r>
+    </w:p>
+    <w:p/>
+    <w:p>
       <w:pPr>
         <w:pStyle w:val="Heading3"/>
       </w:pPr>
       <w:r>
-        <w:lastRenderedPageBreak/>
         <w:t xml:space="preserve">Current </w:t>
       </w:r>
       <w:r>
@@ -8364,7 +8910,15 @@
         <w:spacing w:after="0"/>
       </w:pPr>
       <w:r>
-        <w:t>The user interface of the website is fairly minimal, as most of the attention of the user is going to be focused on the map.  It consists of a menu bar which contains:</w:t>
+        <w:t xml:space="preserve">The user interface of the website is </w:t>
+      </w:r>
+      <w:proofErr w:type="gramStart"/>
+      <w:r>
+        <w:t>fairly minimal</w:t>
+      </w:r>
+      <w:proofErr w:type="gramEnd"/>
+      <w:r>
+        <w:t>, as most of the attention of the user is going to be focused on the map.  It consists of a menu bar which contains:</w:t>
       </w:r>
     </w:p>
     <w:p>
@@ -8495,7 +9049,11 @@
     </w:p>
     <w:p>
       <w:r>
-        <w:t>On top of these settings, there are the controls which come native with Leaflet, which are the layer selector and the zoom controls, which allow for toggling between the satellite view and the street view and changing the zoom on the map respectively</w:t>
+        <w:t xml:space="preserve">On top of these settings, there are the controls which come native with Leaflet, which are the layer selector and the zoom controls, which allow for toggling between the satellite view and the street </w:t>
+      </w:r>
+      <w:r>
+        <w:lastRenderedPageBreak/>
+        <w:t>view and changing the zoom on the map respectively</w:t>
       </w:r>
       <w:r>
         <w:t>.  The selected map is also persistent between sessions.</w:t>
@@ -8524,11 +9082,11 @@
       <w:pPr>
         <w:pStyle w:val="Heading2"/>
       </w:pPr>
-      <w:bookmarkStart w:id="41" w:name="_Toc229654927"/>
+      <w:bookmarkStart w:id="43" w:name="_Toc229654927"/>
       <w:r>
         <w:t>Differences with Considered Alternatives</w:t>
       </w:r>
-      <w:bookmarkEnd w:id="41"/>
+      <w:bookmarkEnd w:id="43"/>
     </w:p>
     <w:p>
       <w:pPr>
@@ -8544,25 +9102,25 @@
       <w:pPr>
         <w:pStyle w:val="Heading2"/>
       </w:pPr>
-      <w:bookmarkStart w:id="42" w:name="_Toc229654928"/>
+      <w:bookmarkStart w:id="44" w:name="_Toc229654928"/>
       <w:r>
         <w:t>Performance and Analysis</w:t>
       </w:r>
-      <w:bookmarkEnd w:id="42"/>
+      <w:bookmarkEnd w:id="44"/>
     </w:p>
     <w:p/>
     <w:p>
       <w:pPr>
         <w:pStyle w:val="Heading1"/>
       </w:pPr>
-      <w:bookmarkStart w:id="43" w:name="_Toc229654929"/>
+      <w:bookmarkStart w:id="45" w:name="_Toc229654929"/>
       <w:r>
         <w:t>Conclusions and Future Work</w:t>
       </w:r>
-      <w:bookmarkEnd w:id="43"/>
+      <w:bookmarkEnd w:id="45"/>
     </w:p>
     <w:p/>
-    <w:bookmarkStart w:id="44" w:name="_Toc229654930" w:displacedByCustomXml="next"/>
+    <w:bookmarkStart w:id="46" w:name="_Toc229654930" w:displacedByCustomXml="next"/>
     <w:sdt>
       <w:sdtPr>
         <w:rPr>
@@ -8583,7 +9141,7 @@
           <w:r>
             <w:t>References</w:t>
           </w:r>
-          <w:bookmarkEnd w:id="44"/>
+          <w:bookmarkEnd w:id="46"/>
         </w:p>
         <w:sdt>
           <w:sdtPr>
@@ -8670,7 +9228,6 @@
                 <w:rPr>
                   <w:noProof/>
                 </w:rPr>
-                <w:lastRenderedPageBreak/>
                 <w:t xml:space="preserve">H Haase, M. B. (2000). Meteorology meets computer graphics — a look at a wide range of weather visualisations for diverse audiences. </w:t>
               </w:r>
               <w:r>
@@ -8991,11 +9548,11 @@
       <w:pPr>
         <w:pStyle w:val="Heading1"/>
       </w:pPr>
-      <w:bookmarkStart w:id="45" w:name="_Toc229654931"/>
+      <w:bookmarkStart w:id="47" w:name="_Toc229654931"/>
       <w:r>
         <w:t>Appendices</w:t>
       </w:r>
-      <w:bookmarkEnd w:id="45"/>
+      <w:bookmarkEnd w:id="47"/>
     </w:p>
     <w:p>
       <w:pPr>
@@ -9025,7 +9582,7 @@
       </w:pPr>
     </w:p>
     <w:sectPr>
-      <w:footerReference w:type="default" r:id="rId15"/>
+      <w:footerReference w:type="default" r:id="rId16"/>
       <w:pgSz w:w="11900" w:h="16840"/>
       <w:pgMar w:top="1134" w:right="1134" w:bottom="1134" w:left="1134" w:header="709" w:footer="709" w:gutter="0"/>
       <w:pgNumType w:start="1"/>
@@ -14473,7 +15030,7 @@
   <w:style w:type="paragraph" w:default="1" w:styleId="Normal">
     <w:name w:val="Normal"/>
     <w:qFormat/>
-    <w:rsid w:val="00F31DE1"/>
+    <w:rsid w:val="00061664"/>
     <w:pPr>
       <w:jc w:val="both"/>
     </w:pPr>
@@ -14489,7 +15046,7 @@
     <w:link w:val="Heading1Char"/>
     <w:uiPriority w:val="9"/>
     <w:qFormat/>
-    <w:rsid w:val="00F31DE1"/>
+    <w:rsid w:val="00061664"/>
     <w:pPr>
       <w:numPr>
         <w:ilvl w:val="0"/>
@@ -14505,7 +15062,7 @@
     <w:uiPriority w:val="9"/>
     <w:unhideWhenUsed/>
     <w:qFormat/>
-    <w:rsid w:val="00F31DE1"/>
+    <w:rsid w:val="00061664"/>
     <w:pPr>
       <w:numPr>
         <w:ilvl w:val="1"/>
@@ -14527,7 +15084,7 @@
     <w:uiPriority w:val="9"/>
     <w:unhideWhenUsed/>
     <w:qFormat/>
-    <w:rsid w:val="00F31DE1"/>
+    <w:rsid w:val="00061664"/>
     <w:pPr>
       <w:numPr>
         <w:ilvl w:val="2"/>
@@ -14549,7 +15106,7 @@
     <w:uiPriority w:val="9"/>
     <w:unhideWhenUsed/>
     <w:qFormat/>
-    <w:rsid w:val="00F31DE1"/>
+    <w:rsid w:val="00061664"/>
     <w:pPr>
       <w:numPr>
         <w:ilvl w:val="2"/>
@@ -14568,7 +15125,7 @@
     <w:uiPriority w:val="1"/>
     <w:semiHidden/>
     <w:unhideWhenUsed/>
-    <w:rsid w:val="00F31DE1"/>
+    <w:rsid w:val="00061664"/>
   </w:style>
   <w:style w:type="table" w:default="1" w:styleId="TableNormal">
     <w:name w:val="Normal Table"/>
@@ -14590,7 +15147,7 @@
     <w:uiPriority w:val="99"/>
     <w:semiHidden/>
     <w:unhideWhenUsed/>
-    <w:rsid w:val="00F31DE1"/>
+    <w:rsid w:val="00061664"/>
   </w:style>
   <w:style w:type="paragraph" w:styleId="Header">
     <w:name w:val="header"/>
@@ -14598,7 +15155,7 @@
     <w:link w:val="HeaderChar"/>
     <w:uiPriority w:val="99"/>
     <w:unhideWhenUsed/>
-    <w:rsid w:val="00F31DE1"/>
+    <w:rsid w:val="00061664"/>
     <w:pPr>
       <w:tabs>
         <w:tab w:val="center" w:pos="4320"/>
@@ -14612,7 +15169,7 @@
     <w:basedOn w:val="DefaultParagraphFont"/>
     <w:link w:val="Header"/>
     <w:uiPriority w:val="99"/>
-    <w:rsid w:val="00F31DE1"/>
+    <w:rsid w:val="00061664"/>
     <w:rPr>
       <w:rFonts w:ascii="Times" w:hAnsi="Times"/>
       <w:lang w:val="en-AU"/>
@@ -14624,7 +15181,7 @@
     <w:link w:val="FooterChar"/>
     <w:uiPriority w:val="99"/>
     <w:unhideWhenUsed/>
-    <w:rsid w:val="00F31DE1"/>
+    <w:rsid w:val="00061664"/>
     <w:pPr>
       <w:tabs>
         <w:tab w:val="center" w:pos="4320"/>
@@ -14638,7 +15195,7 @@
     <w:basedOn w:val="DefaultParagraphFont"/>
     <w:link w:val="Footer"/>
     <w:uiPriority w:val="99"/>
-    <w:rsid w:val="00F31DE1"/>
+    <w:rsid w:val="00061664"/>
     <w:rPr>
       <w:rFonts w:ascii="Times" w:hAnsi="Times"/>
       <w:lang w:val="en-AU"/>
@@ -14650,14 +15207,14 @@
     <w:uiPriority w:val="99"/>
     <w:semiHidden/>
     <w:unhideWhenUsed/>
-    <w:rsid w:val="00F31DE1"/>
+    <w:rsid w:val="00061664"/>
   </w:style>
   <w:style w:type="paragraph" w:styleId="ListParagraph">
     <w:name w:val="List Paragraph"/>
     <w:basedOn w:val="Normal"/>
     <w:uiPriority w:val="72"/>
     <w:qFormat/>
-    <w:rsid w:val="00F31DE1"/>
+    <w:rsid w:val="00061664"/>
     <w:pPr>
       <w:ind w:left="720"/>
       <w:contextualSpacing/>
@@ -14666,7 +15223,7 @@
   <w:style w:type="paragraph" w:customStyle="1" w:styleId="PaperReferences">
     <w:name w:val="Paper References"/>
     <w:basedOn w:val="Normal"/>
-    <w:rsid w:val="00F31DE1"/>
+    <w:rsid w:val="00061664"/>
     <w:pPr>
       <w:spacing w:after="0"/>
     </w:pPr>
@@ -14680,7 +15237,7 @@
     <w:basedOn w:val="DefaultParagraphFont"/>
     <w:uiPriority w:val="99"/>
     <w:unhideWhenUsed/>
-    <w:rsid w:val="00F31DE1"/>
+    <w:rsid w:val="00061664"/>
     <w:rPr>
       <w:color w:val="0000FF" w:themeColor="hyperlink"/>
       <w:u w:val="single"/>
@@ -14692,7 +15249,7 @@
     <w:uiPriority w:val="99"/>
     <w:semiHidden/>
     <w:unhideWhenUsed/>
-    <w:rsid w:val="00F31DE1"/>
+    <w:rsid w:val="00061664"/>
     <w:rPr>
       <w:color w:val="800080" w:themeColor="followedHyperlink"/>
       <w:u w:val="single"/>
@@ -14701,14 +15258,14 @@
   <w:style w:type="character" w:customStyle="1" w:styleId="apple-converted-space">
     <w:name w:val="apple-converted-space"/>
     <w:basedOn w:val="DefaultParagraphFont"/>
-    <w:rsid w:val="00F31DE1"/>
+    <w:rsid w:val="00061664"/>
   </w:style>
   <w:style w:type="character" w:styleId="Emphasis">
     <w:name w:val="Emphasis"/>
     <w:basedOn w:val="DefaultParagraphFont"/>
     <w:uiPriority w:val="20"/>
     <w:qFormat/>
-    <w:rsid w:val="00F31DE1"/>
+    <w:rsid w:val="00061664"/>
     <w:rPr>
       <w:i/>
       <w:iCs/>
@@ -14720,7 +15277,7 @@
     <w:uiPriority w:val="99"/>
     <w:semiHidden/>
     <w:unhideWhenUsed/>
-    <w:rsid w:val="00F31DE1"/>
+    <w:rsid w:val="00061664"/>
     <w:rPr>
       <w:color w:val="605E5C"/>
       <w:shd w:val="clear" w:color="auto" w:fill="E1DFDD"/>
@@ -14731,7 +15288,7 @@
     <w:basedOn w:val="DefaultParagraphFont"/>
     <w:link w:val="Heading1"/>
     <w:uiPriority w:val="9"/>
-    <w:rsid w:val="00F31DE1"/>
+    <w:rsid w:val="00061664"/>
     <w:rPr>
       <w:rFonts w:ascii="Times" w:hAnsi="Times"/>
       <w:b/>
@@ -14743,7 +15300,7 @@
     <w:name w:val="Table Grid"/>
     <w:basedOn w:val="TableNormal"/>
     <w:uiPriority w:val="59"/>
-    <w:rsid w:val="00F31DE1"/>
+    <w:rsid w:val="00061664"/>
     <w:pPr>
       <w:spacing w:after="0"/>
     </w:pPr>
@@ -14763,7 +15320,7 @@
     <w:basedOn w:val="DefaultParagraphFont"/>
     <w:link w:val="Heading2"/>
     <w:uiPriority w:val="9"/>
-    <w:rsid w:val="00F31DE1"/>
+    <w:rsid w:val="00061664"/>
     <w:rPr>
       <w:rFonts w:ascii="Times" w:hAnsi="Times"/>
       <w:b/>
@@ -14776,7 +15333,7 @@
     <w:basedOn w:val="DefaultParagraphFont"/>
     <w:link w:val="Heading3"/>
     <w:uiPriority w:val="9"/>
-    <w:rsid w:val="00F31DE1"/>
+    <w:rsid w:val="00061664"/>
     <w:rPr>
       <w:rFonts w:ascii="Times" w:hAnsi="Times"/>
       <w:i/>
@@ -14788,7 +15345,7 @@
     <w:name w:val="No Spacing"/>
     <w:uiPriority w:val="1"/>
     <w:qFormat/>
-    <w:rsid w:val="00F31DE1"/>
+    <w:rsid w:val="00061664"/>
     <w:pPr>
       <w:spacing w:after="0"/>
       <w:jc w:val="both"/>
@@ -14803,7 +15360,7 @@
     <w:basedOn w:val="DefaultParagraphFont"/>
     <w:link w:val="Heading4"/>
     <w:uiPriority w:val="9"/>
-    <w:rsid w:val="00F31DE1"/>
+    <w:rsid w:val="00061664"/>
     <w:rPr>
       <w:rFonts w:ascii="Times" w:hAnsi="Times"/>
       <w:i/>
@@ -14817,7 +15374,7 @@
     <w:uiPriority w:val="99"/>
     <w:semiHidden/>
     <w:unhideWhenUsed/>
-    <w:rsid w:val="00F31DE1"/>
+    <w:rsid w:val="00061664"/>
     <w:rPr>
       <w:rFonts w:ascii="Times New Roman" w:hAnsi="Times New Roman" w:cs="Times New Roman"/>
     </w:rPr>
@@ -14829,7 +15386,7 @@
     <w:uiPriority w:val="35"/>
     <w:unhideWhenUsed/>
     <w:qFormat/>
-    <w:rsid w:val="00F31DE1"/>
+    <w:rsid w:val="00061664"/>
     <w:rPr>
       <w:i/>
       <w:iCs/>
@@ -14844,7 +15401,7 @@
     <w:next w:val="Normal"/>
     <w:uiPriority w:val="99"/>
     <w:unhideWhenUsed/>
-    <w:rsid w:val="00F31DE1"/>
+    <w:rsid w:val="00061664"/>
     <w:pPr>
       <w:spacing w:after="0"/>
     </w:pPr>
@@ -14856,7 +15413,7 @@
     <w:uiPriority w:val="39"/>
     <w:unhideWhenUsed/>
     <w:qFormat/>
-    <w:rsid w:val="00F31DE1"/>
+    <w:rsid w:val="00061664"/>
     <w:pPr>
       <w:keepNext/>
       <w:keepLines/>
@@ -14880,7 +15437,7 @@
     <w:autoRedefine/>
     <w:uiPriority w:val="39"/>
     <w:unhideWhenUsed/>
-    <w:rsid w:val="00F31DE1"/>
+    <w:rsid w:val="00061664"/>
     <w:pPr>
       <w:spacing w:after="100"/>
       <w:ind w:left="240"/>
@@ -14893,7 +15450,7 @@
     <w:autoRedefine/>
     <w:uiPriority w:val="39"/>
     <w:unhideWhenUsed/>
-    <w:rsid w:val="00F31DE1"/>
+    <w:rsid w:val="00061664"/>
     <w:pPr>
       <w:spacing w:after="100"/>
       <w:ind w:left="480"/>
@@ -14905,7 +15462,7 @@
     <w:next w:val="Normal"/>
     <w:uiPriority w:val="37"/>
     <w:unhideWhenUsed/>
-    <w:rsid w:val="00F31DE1"/>
+    <w:rsid w:val="00061664"/>
   </w:style>
   <w:style w:type="paragraph" w:styleId="Title">
     <w:name w:val="Title"/>
@@ -14914,7 +15471,7 @@
     <w:link w:val="TitleChar"/>
     <w:uiPriority w:val="10"/>
     <w:qFormat/>
-    <w:rsid w:val="00F31DE1"/>
+    <w:rsid w:val="00061664"/>
     <w:pPr>
       <w:spacing w:after="0" w:line="276" w:lineRule="auto"/>
       <w:jc w:val="center"/>
@@ -14929,7 +15486,7 @@
     <w:basedOn w:val="DefaultParagraphFont"/>
     <w:link w:val="Title"/>
     <w:uiPriority w:val="10"/>
-    <w:rsid w:val="00F31DE1"/>
+    <w:rsid w:val="00061664"/>
     <w:rPr>
       <w:rFonts w:ascii="Times" w:hAnsi="Times"/>
       <w:b/>
@@ -14944,7 +15501,7 @@
     <w:autoRedefine/>
     <w:uiPriority w:val="39"/>
     <w:unhideWhenUsed/>
-    <w:rsid w:val="00F31DE1"/>
+    <w:rsid w:val="00061664"/>
     <w:pPr>
       <w:spacing w:after="100"/>
     </w:pPr>
@@ -14956,7 +15513,7 @@
     <w:uiPriority w:val="99"/>
     <w:semiHidden/>
     <w:unhideWhenUsed/>
-    <w:rsid w:val="00F31DE1"/>
+    <w:rsid w:val="00061664"/>
     <w:pPr>
       <w:spacing w:after="0"/>
     </w:pPr>
@@ -14971,7 +15528,7 @@
     <w:link w:val="FootnoteText"/>
     <w:uiPriority w:val="99"/>
     <w:semiHidden/>
-    <w:rsid w:val="00F31DE1"/>
+    <w:rsid w:val="00061664"/>
     <w:rPr>
       <w:rFonts w:ascii="Times" w:hAnsi="Times"/>
       <w:sz w:val="20"/>
@@ -14985,7 +15542,7 @@
     <w:uiPriority w:val="99"/>
     <w:semiHidden/>
     <w:unhideWhenUsed/>
-    <w:rsid w:val="00F31DE1"/>
+    <w:rsid w:val="00061664"/>
     <w:rPr>
       <w:vertAlign w:val="superscript"/>
     </w:rPr>
@@ -15375,7 +15932,7 @@
     <b:Year>2006</b:Year>
     <b:Month>07</b:Month>
     <b:Day>28</b:Day>
-    <b:RefOrder>13</b:RefOrder>
+    <b:RefOrder>14</b:RefOrder>
   </b:Source>
   <b:Source>
     <b:Tag>LuM21</b:Tag>
@@ -15458,7 +16015,7 @@
     <b:Month>11</b:Month>
     <b:Day>04</b:Day>
     <b:URL>https://github.com/cambecc/earth</b:URL>
-    <b:RefOrder>14</b:RefOrder>
+    <b:RefOrder>15</b:RefOrder>
   </b:Source>
   <b:Source>
     <b:Tag>Piv25</b:Tag>
@@ -15536,7 +16093,7 @@
         <b:Corporate>Western Australian Government</b:Corporate>
       </b:Author>
     </b:Author>
-    <b:RefOrder>15</b:RefOrder>
+    <b:RefOrder>16</b:RefOrder>
   </b:Source>
   <b:Source>
     <b:Tag>Lea17</b:Tag>
@@ -15548,7 +16105,7 @@
     <b:Month>02</b:Month>
     <b:Day>6</b:Day>
     <b:URL>https://github.com/onaci/leaflet-velocity</b:URL>
-    <b:RefOrder>16</b:RefOrder>
+    <b:RefOrder>17</b:RefOrder>
   </b:Source>
   <b:Source>
     <b:Tag>Jar26</b:Tag>
@@ -15606,11 +16163,28 @@
     <b:URL>https://www.weather.gov/hfo/windbarbinfo</b:URL>
     <b:RefOrder>12</b:RefOrder>
   </b:Source>
+  <b:Source>
+    <b:Tag>Ope26</b:Tag>
+    <b:SourceType>InternetSite</b:SourceType>
+    <b:Guid>{58D0AE7B-A25A-48E8-B891-68FB17611C16}</b:Guid>
+    <b:Author>
+      <b:Author>
+        <b:Corporate>OpenGribs</b:Corporate>
+      </b:Author>
+    </b:Author>
+    <b:Title>XYGrib</b:Title>
+    <b:InternetSiteTitle>OpenGribs</b:InternetSiteTitle>
+    <b:Year>2026</b:Year>
+    <b:Month>05</b:Month>
+    <b:Day>15</b:Day>
+    <b:URL>https://opengribs.org/en/xygrib</b:URL>
+    <b:RefOrder>13</b:RefOrder>
+  </b:Source>
 </b:Sources>
 </file>
 
 <file path=customXml/itemProps1.xml><?xml version="1.0" encoding="utf-8"?>
-<ds:datastoreItem xmlns:ds="http://schemas.openxmlformats.org/officeDocument/2006/customXml" ds:itemID="{2CC3EF06-1262-4E72-81B6-36F1F61C2B1B}">
+<ds:datastoreItem xmlns:ds="http://schemas.openxmlformats.org/officeDocument/2006/customXml" ds:itemID="{9E2D52AB-B3D1-4D76-9654-A4B579FB8041}">
   <ds:schemaRefs>
     <ds:schemaRef ds:uri="http://schemas.openxmlformats.org/officeDocument/2006/bibliography"/>
   </ds:schemaRefs>
